--- a/작업일지/졸업작품 작업일지 - 20+1주차.docx
+++ b/작업일지/졸업작품 작업일지 - 20+1주차.docx
@@ -257,6 +257,7 @@
                 <w:sz w:val="22"/>
               </w:rPr>
             </w:pPr>
+            <w:proofErr w:type="spellStart"/>
             <w:r>
               <w:rPr>
                 <w:rFonts w:hint="eastAsia"/>
@@ -265,6 +266,7 @@
               </w:rPr>
               <w:t>팀명</w:t>
             </w:r>
+            <w:proofErr w:type="spellEnd"/>
           </w:p>
         </w:tc>
         <w:tc>
@@ -301,6 +303,7 @@
                 <w:szCs w:val="18"/>
               </w:rPr>
             </w:pPr>
+            <w:proofErr w:type="gramStart"/>
             <w:r>
               <w:rPr>
                 <w:rFonts w:hint="eastAsia"/>
@@ -341,6 +344,7 @@
               </w:rPr>
               <w:t>utlander</w:t>
             </w:r>
+            <w:proofErr w:type="gramEnd"/>
             <w:r>
               <w:rPr>
                 <w:rFonts w:hint="eastAsia"/>
@@ -608,6 +612,7 @@
             <w:pPr>
               <w:jc w:val="left"/>
               <w:rPr>
+                <w:rFonts w:hint="eastAsia"/>
                 <w:b/>
                 <w:bCs/>
                 <w:szCs w:val="20"/>
@@ -633,6 +638,29 @@
                 <w:b/>
               </w:rPr>
               <w:t xml:space="preserve"> </w:t>
+            </w:r>
+            <w:r>
+              <w:rPr>
+                <w:rFonts w:hint="eastAsia"/>
+                <w:b/>
+              </w:rPr>
+              <w:t xml:space="preserve">Descriptor Pool, Command List Pool 구현, d3d12 유틸리티 함수&amp;클래스들 작성, 파이프라인별 렌더링 구조 설계, 카메라 및 간단한 텍스처링만 적용된 샘플 </w:t>
+            </w:r>
+            <w:proofErr w:type="spellStart"/>
+            <w:r>
+              <w:rPr>
+                <w:rFonts w:hint="eastAsia"/>
+                <w:b/>
+              </w:rPr>
+              <w:t>셰이더</w:t>
+            </w:r>
+            <w:proofErr w:type="spellEnd"/>
+            <w:r>
+              <w:rPr>
+                <w:rFonts w:hint="eastAsia"/>
+                <w:b/>
+              </w:rPr>
+              <w:t xml:space="preserve"> 구현 </w:t>
             </w:r>
           </w:p>
           <w:p>
@@ -654,6 +682,9 @@
           <w:p>
             <w:pPr>
               <w:jc w:val="left"/>
+              <w:rPr>
+                <w:rFonts w:hint="eastAsia"/>
+              </w:rPr>
             </w:pPr>
             <w:r>
               <w:rPr>
@@ -663,6 +694,15 @@
                 <w:szCs w:val="20"/>
               </w:rPr>
               <w:t xml:space="preserve">이종진: </w:t>
+            </w:r>
+            <w:r>
+              <w:rPr>
+                <w:rFonts w:hint="eastAsia"/>
+                <w:b/>
+                <w:bCs/>
+                <w:szCs w:val="20"/>
+              </w:rPr>
+              <w:t>기본 d3d12 장치 초기화 구현, 자주 쓰이는 d3d12 유틸리티 함수들 구현</w:t>
             </w:r>
           </w:p>
         </w:tc>
@@ -710,17 +750,2275 @@
     </w:p>
     <w:p>
       <w:pPr>
+        <w:pStyle w:val="a4"/>
+        <w:numPr>
+          <w:ilvl w:val="0"/>
+          <w:numId w:val="37"/>
+        </w:numPr>
+        <w:spacing w:after="0"/>
+        <w:ind w:leftChars="0"/>
+        <w:rPr>
+          <w:sz w:val="22"/>
+          <w:szCs w:val="24"/>
+        </w:rPr>
+      </w:pPr>
+      <w:r>
+        <w:rPr>
+          <w:rFonts w:hint="eastAsia"/>
+          <w:sz w:val="22"/>
+          <w:szCs w:val="24"/>
+        </w:rPr>
+        <w:t xml:space="preserve">Descriptor Pool &amp; </w:t>
+      </w:r>
+      <w:proofErr w:type="spellStart"/>
+      <w:r>
+        <w:rPr>
+          <w:rFonts w:hint="eastAsia"/>
+          <w:sz w:val="22"/>
+          <w:szCs w:val="24"/>
+        </w:rPr>
+        <w:t>CommandList</w:t>
+      </w:r>
+      <w:proofErr w:type="spellEnd"/>
+      <w:r>
+        <w:rPr>
+          <w:rFonts w:hint="eastAsia"/>
+          <w:sz w:val="22"/>
+          <w:szCs w:val="24"/>
+        </w:rPr>
+        <w:t xml:space="preserve"> Pool 구현</w:t>
+      </w:r>
+    </w:p>
+    <w:p>
+      <w:pPr>
+        <w:pStyle w:val="a4"/>
+        <w:numPr>
+          <w:ilvl w:val="1"/>
+          <w:numId w:val="37"/>
+        </w:numPr>
+        <w:spacing w:after="0"/>
+        <w:ind w:leftChars="0"/>
+        <w:rPr>
+          <w:sz w:val="22"/>
+          <w:szCs w:val="24"/>
+        </w:rPr>
+      </w:pPr>
+      <w:r>
+        <w:rPr>
+          <w:rFonts w:hint="eastAsia"/>
+          <w:sz w:val="22"/>
+          <w:szCs w:val="24"/>
+        </w:rPr>
+        <w:t>Bindless Resource 기법을 사용할 것을 고려해, Descriptor Pool은</w:t>
+      </w:r>
+      <w:r>
+        <w:rPr>
+          <w:sz w:val="22"/>
+          <w:szCs w:val="24"/>
+        </w:rPr>
+        <w:br/>
+      </w:r>
+      <w:r>
+        <w:rPr>
+          <w:rFonts w:hint="eastAsia"/>
+          <w:sz w:val="22"/>
+          <w:szCs w:val="24"/>
+        </w:rPr>
+        <w:t xml:space="preserve">Descriptor Heap의 특정 범위를 </w:t>
+      </w:r>
+      <w:proofErr w:type="spellStart"/>
+      <w:r>
+        <w:rPr>
+          <w:rFonts w:hint="eastAsia"/>
+          <w:sz w:val="22"/>
+          <w:szCs w:val="24"/>
+        </w:rPr>
+        <w:t>위임받아</w:t>
+      </w:r>
+      <w:proofErr w:type="spellEnd"/>
+      <w:r>
+        <w:rPr>
+          <w:rFonts w:hint="eastAsia"/>
+          <w:sz w:val="22"/>
+          <w:szCs w:val="24"/>
+        </w:rPr>
+        <w:t xml:space="preserve"> 관리</w:t>
+      </w:r>
+    </w:p>
+    <w:p>
+      <w:pPr>
+        <w:pStyle w:val="a4"/>
+        <w:numPr>
+          <w:ilvl w:val="2"/>
+          <w:numId w:val="37"/>
+        </w:numPr>
+        <w:spacing w:after="0"/>
+        <w:ind w:leftChars="0"/>
+        <w:rPr>
+          <w:sz w:val="22"/>
+          <w:szCs w:val="24"/>
+        </w:rPr>
+      </w:pPr>
+      <w:r>
+        <w:rPr>
+          <w:rFonts w:hint="eastAsia"/>
+          <w:sz w:val="22"/>
+          <w:szCs w:val="24"/>
+        </w:rPr>
+        <w:t xml:space="preserve">사용자는 Descriptor Pool로부터 인덱스를 </w:t>
+      </w:r>
+      <w:proofErr w:type="spellStart"/>
+      <w:r>
+        <w:rPr>
+          <w:rFonts w:hint="eastAsia"/>
+          <w:sz w:val="22"/>
+          <w:szCs w:val="24"/>
+        </w:rPr>
+        <w:t>할당받고</w:t>
+      </w:r>
+      <w:proofErr w:type="spellEnd"/>
+      <w:r>
+        <w:rPr>
+          <w:rFonts w:hint="eastAsia"/>
+          <w:sz w:val="22"/>
+          <w:szCs w:val="24"/>
+        </w:rPr>
+        <w:t xml:space="preserve"> 해제한다.</w:t>
+      </w:r>
+      <w:r>
+        <w:rPr>
+          <w:sz w:val="22"/>
+          <w:szCs w:val="24"/>
+        </w:rPr>
+        <w:br/>
+      </w:r>
+      <w:r>
+        <w:rPr>
+          <w:rFonts w:hint="eastAsia"/>
+          <w:sz w:val="22"/>
+          <w:szCs w:val="24"/>
+        </w:rPr>
+        <w:t xml:space="preserve">Bindless 환경에서는 인덱스를 </w:t>
+      </w:r>
+      <w:proofErr w:type="spellStart"/>
+      <w:r>
+        <w:rPr>
+          <w:rFonts w:hint="eastAsia"/>
+          <w:sz w:val="22"/>
+          <w:szCs w:val="24"/>
+        </w:rPr>
+        <w:t>할당받는</w:t>
+      </w:r>
+      <w:proofErr w:type="spellEnd"/>
+      <w:r>
+        <w:rPr>
+          <w:rFonts w:hint="eastAsia"/>
+          <w:sz w:val="22"/>
+          <w:szCs w:val="24"/>
+        </w:rPr>
+        <w:t xml:space="preserve"> 것만으로 충분하지만,</w:t>
+      </w:r>
+      <w:r>
+        <w:rPr>
+          <w:sz w:val="22"/>
+          <w:szCs w:val="24"/>
+        </w:rPr>
+        <w:br/>
+      </w:r>
+      <w:r>
+        <w:rPr>
+          <w:rFonts w:hint="eastAsia"/>
+          <w:sz w:val="22"/>
+          <w:szCs w:val="24"/>
+        </w:rPr>
+        <w:t>Descriptor 핸들이 필요할 경우를 대비해 인덱스로부터 핸들을</w:t>
+      </w:r>
+      <w:r>
+        <w:rPr>
+          <w:sz w:val="22"/>
+          <w:szCs w:val="24"/>
+        </w:rPr>
+        <w:br/>
+      </w:r>
+      <w:r>
+        <w:rPr>
+          <w:rFonts w:hint="eastAsia"/>
+          <w:sz w:val="22"/>
+          <w:szCs w:val="24"/>
+        </w:rPr>
+        <w:t>얻을 수 있는 함수도 제공</w:t>
+      </w:r>
+    </w:p>
+    <w:p>
+      <w:pPr>
+        <w:pStyle w:val="a4"/>
+        <w:numPr>
+          <w:ilvl w:val="1"/>
+          <w:numId w:val="37"/>
+        </w:numPr>
+        <w:spacing w:after="0"/>
+        <w:ind w:leftChars="0"/>
+        <w:rPr>
+          <w:sz w:val="22"/>
+          <w:szCs w:val="24"/>
+        </w:rPr>
+      </w:pPr>
+      <w:proofErr w:type="spellStart"/>
+      <w:r>
+        <w:rPr>
+          <w:rFonts w:hint="eastAsia"/>
+          <w:sz w:val="22"/>
+          <w:szCs w:val="24"/>
+        </w:rPr>
+        <w:t>CommandList</w:t>
+      </w:r>
+      <w:proofErr w:type="spellEnd"/>
+      <w:r>
+        <w:rPr>
+          <w:rFonts w:hint="eastAsia"/>
+          <w:sz w:val="22"/>
+          <w:szCs w:val="24"/>
+        </w:rPr>
+        <w:t xml:space="preserve">와 </w:t>
+      </w:r>
+      <w:proofErr w:type="spellStart"/>
+      <w:r>
+        <w:rPr>
+          <w:rFonts w:hint="eastAsia"/>
+          <w:sz w:val="22"/>
+          <w:szCs w:val="24"/>
+        </w:rPr>
+        <w:t>CommandAllocator</w:t>
+      </w:r>
+      <w:proofErr w:type="spellEnd"/>
+      <w:r>
+        <w:rPr>
+          <w:rFonts w:hint="eastAsia"/>
+          <w:sz w:val="22"/>
+          <w:szCs w:val="24"/>
+        </w:rPr>
+        <w:t xml:space="preserve"> 한 쌍을 묶어</w:t>
+      </w:r>
+      <w:r>
+        <w:rPr>
+          <w:sz w:val="22"/>
+          <w:szCs w:val="24"/>
+        </w:rPr>
+        <w:br/>
+      </w:r>
+      <w:proofErr w:type="spellStart"/>
+      <w:r>
+        <w:rPr>
+          <w:rFonts w:hint="eastAsia"/>
+          <w:sz w:val="22"/>
+          <w:szCs w:val="24"/>
+        </w:rPr>
+        <w:t>CommandContext</w:t>
+      </w:r>
+      <w:proofErr w:type="spellEnd"/>
+      <w:r>
+        <w:rPr>
+          <w:rFonts w:hint="eastAsia"/>
+          <w:sz w:val="22"/>
+          <w:szCs w:val="24"/>
+        </w:rPr>
+        <w:t>라는 구조체 단위로 관리</w:t>
+      </w:r>
+    </w:p>
+    <w:p>
+      <w:pPr>
+        <w:pStyle w:val="a4"/>
+        <w:numPr>
+          <w:ilvl w:val="0"/>
+          <w:numId w:val="37"/>
+        </w:numPr>
+        <w:spacing w:after="0"/>
+        <w:ind w:leftChars="0"/>
+        <w:rPr>
+          <w:sz w:val="22"/>
+          <w:szCs w:val="24"/>
+        </w:rPr>
+      </w:pPr>
+      <w:r>
+        <w:rPr>
+          <w:rFonts w:hint="eastAsia"/>
+          <w:sz w:val="22"/>
+          <w:szCs w:val="24"/>
+        </w:rPr>
+        <w:t>Fence 구조체 확장</w:t>
+      </w:r>
+    </w:p>
+    <w:p>
+      <w:pPr>
+        <w:pStyle w:val="a4"/>
+        <w:numPr>
+          <w:ilvl w:val="1"/>
+          <w:numId w:val="37"/>
+        </w:numPr>
+        <w:spacing w:after="0"/>
+        <w:ind w:leftChars="0"/>
+        <w:rPr>
+          <w:sz w:val="22"/>
+          <w:szCs w:val="24"/>
+        </w:rPr>
+      </w:pPr>
+      <w:r>
+        <w:rPr>
+          <w:rFonts w:hint="eastAsia"/>
+          <w:sz w:val="22"/>
+          <w:szCs w:val="24"/>
+        </w:rPr>
+        <w:t xml:space="preserve">임시 업로드 버퍼, </w:t>
+      </w:r>
+      <w:proofErr w:type="spellStart"/>
+      <w:r>
+        <w:rPr>
+          <w:rFonts w:hint="eastAsia"/>
+          <w:sz w:val="22"/>
+          <w:szCs w:val="24"/>
+        </w:rPr>
+        <w:t>CommandContext</w:t>
+      </w:r>
+      <w:proofErr w:type="spellEnd"/>
+      <w:r>
+        <w:rPr>
+          <w:rFonts w:hint="eastAsia"/>
+          <w:sz w:val="22"/>
+          <w:szCs w:val="24"/>
+        </w:rPr>
+        <w:t xml:space="preserve"> 등 리소스의 수명 혹은 주기가</w:t>
+      </w:r>
+      <w:r>
+        <w:rPr>
+          <w:sz w:val="22"/>
+          <w:szCs w:val="24"/>
+        </w:rPr>
+        <w:br/>
+      </w:r>
+      <w:proofErr w:type="spellStart"/>
+      <w:r>
+        <w:rPr>
+          <w:rFonts w:hint="eastAsia"/>
+          <w:sz w:val="22"/>
+          <w:szCs w:val="24"/>
+        </w:rPr>
+        <w:t>gpu</w:t>
+      </w:r>
+      <w:proofErr w:type="spellEnd"/>
+      <w:r>
+        <w:rPr>
+          <w:rFonts w:hint="eastAsia"/>
+          <w:sz w:val="22"/>
+          <w:szCs w:val="24"/>
+        </w:rPr>
+        <w:t>의 작업 완료에 의존적인 경우를 효과적으로 처리하기 위해,</w:t>
+      </w:r>
+      <w:r>
+        <w:rPr>
+          <w:sz w:val="22"/>
+          <w:szCs w:val="24"/>
+        </w:rPr>
+        <w:br/>
+      </w:r>
+      <w:r>
+        <w:rPr>
+          <w:rFonts w:hint="eastAsia"/>
+          <w:sz w:val="22"/>
+          <w:szCs w:val="24"/>
+        </w:rPr>
+        <w:t>그러한 종류의 리소스들을 d3d12 Fence 객체와 함께 보관한다.</w:t>
+      </w:r>
+    </w:p>
+    <w:p>
+      <w:pPr>
+        <w:pStyle w:val="a4"/>
+        <w:numPr>
+          <w:ilvl w:val="2"/>
+          <w:numId w:val="37"/>
+        </w:numPr>
+        <w:spacing w:after="0"/>
+        <w:ind w:leftChars="0"/>
+        <w:rPr>
+          <w:sz w:val="22"/>
+          <w:szCs w:val="24"/>
+        </w:rPr>
+      </w:pPr>
+      <w:r>
+        <w:rPr>
+          <w:rFonts w:hint="eastAsia"/>
+          <w:sz w:val="22"/>
+          <w:szCs w:val="24"/>
+        </w:rPr>
+        <w:t xml:space="preserve">Fence로 </w:t>
+      </w:r>
+      <w:proofErr w:type="spellStart"/>
+      <w:r>
+        <w:rPr>
+          <w:rFonts w:hint="eastAsia"/>
+          <w:sz w:val="22"/>
+          <w:szCs w:val="24"/>
+        </w:rPr>
+        <w:t>gpu</w:t>
+      </w:r>
+      <w:proofErr w:type="spellEnd"/>
+      <w:r>
+        <w:rPr>
+          <w:rFonts w:hint="eastAsia"/>
+          <w:sz w:val="22"/>
+          <w:szCs w:val="24"/>
+        </w:rPr>
+        <w:t>의 작업 완료를 감지하면 임시 업로드 버퍼를 해제하고,</w:t>
+      </w:r>
+      <w:r>
+        <w:rPr>
+          <w:sz w:val="22"/>
+          <w:szCs w:val="24"/>
+        </w:rPr>
+        <w:br/>
+      </w:r>
+      <w:proofErr w:type="spellStart"/>
+      <w:r>
+        <w:rPr>
+          <w:rFonts w:hint="eastAsia"/>
+          <w:sz w:val="22"/>
+          <w:szCs w:val="24"/>
+        </w:rPr>
+        <w:t>CommandContext</w:t>
+      </w:r>
+      <w:proofErr w:type="spellEnd"/>
+      <w:r>
+        <w:rPr>
+          <w:rFonts w:hint="eastAsia"/>
+          <w:sz w:val="22"/>
+          <w:szCs w:val="24"/>
+        </w:rPr>
+        <w:t>를 풀에 반납한다.</w:t>
+      </w:r>
+    </w:p>
+    <w:p>
+      <w:pPr>
+        <w:pStyle w:val="a4"/>
+        <w:numPr>
+          <w:ilvl w:val="0"/>
+          <w:numId w:val="37"/>
+        </w:numPr>
+        <w:spacing w:after="0"/>
+        <w:ind w:leftChars="0"/>
+        <w:rPr>
+          <w:sz w:val="22"/>
+          <w:szCs w:val="24"/>
+        </w:rPr>
+      </w:pPr>
+      <w:r>
+        <w:rPr>
+          <w:rFonts w:hint="eastAsia"/>
+          <w:sz w:val="22"/>
+          <w:szCs w:val="24"/>
+        </w:rPr>
+        <w:t xml:space="preserve">루트 매개변수 쿼리가 가능한 루트 </w:t>
+      </w:r>
+      <w:proofErr w:type="spellStart"/>
+      <w:r>
+        <w:rPr>
+          <w:rFonts w:hint="eastAsia"/>
+          <w:sz w:val="22"/>
+          <w:szCs w:val="24"/>
+        </w:rPr>
+        <w:t>시그너처</w:t>
+      </w:r>
+      <w:proofErr w:type="spellEnd"/>
+      <w:r>
+        <w:rPr>
+          <w:rFonts w:hint="eastAsia"/>
+          <w:sz w:val="22"/>
+          <w:szCs w:val="24"/>
+        </w:rPr>
+        <w:t xml:space="preserve"> 클래스 </w:t>
+      </w:r>
+      <w:proofErr w:type="spellStart"/>
+      <w:r>
+        <w:rPr>
+          <w:rFonts w:hint="eastAsia"/>
+          <w:sz w:val="22"/>
+          <w:szCs w:val="24"/>
+        </w:rPr>
+        <w:t>RootSig</w:t>
+      </w:r>
+      <w:proofErr w:type="spellEnd"/>
+      <w:r>
+        <w:rPr>
+          <w:rFonts w:hint="eastAsia"/>
+          <w:sz w:val="22"/>
+          <w:szCs w:val="24"/>
+        </w:rPr>
+        <w:t xml:space="preserve"> 작성</w:t>
+      </w:r>
+    </w:p>
+    <w:p>
+      <w:pPr>
+        <w:pStyle w:val="a4"/>
+        <w:numPr>
+          <w:ilvl w:val="1"/>
+          <w:numId w:val="37"/>
+        </w:numPr>
+        <w:spacing w:after="0"/>
+        <w:ind w:leftChars="0"/>
+        <w:rPr>
+          <w:sz w:val="22"/>
+          <w:szCs w:val="24"/>
+        </w:rPr>
+      </w:pPr>
+      <w:proofErr w:type="spellStart"/>
+      <w:r>
+        <w:rPr>
+          <w:rFonts w:hint="eastAsia"/>
+          <w:sz w:val="22"/>
+          <w:szCs w:val="24"/>
+        </w:rPr>
+        <w:t>SetGraphicsRootXX</w:t>
+      </w:r>
+      <w:proofErr w:type="spellEnd"/>
+      <w:r>
+        <w:rPr>
+          <w:rFonts w:hint="eastAsia"/>
+          <w:sz w:val="22"/>
+          <w:szCs w:val="24"/>
+        </w:rPr>
+        <w:t xml:space="preserve"> 계열의 함수들이 받는 인자인 root parameter index는</w:t>
+      </w:r>
+      <w:r>
+        <w:rPr>
+          <w:sz w:val="22"/>
+          <w:szCs w:val="24"/>
+        </w:rPr>
+        <w:br/>
+      </w:r>
+      <w:proofErr w:type="spellStart"/>
+      <w:r>
+        <w:rPr>
+          <w:rFonts w:hint="eastAsia"/>
+          <w:sz w:val="22"/>
+          <w:szCs w:val="24"/>
+        </w:rPr>
+        <w:t>비직관적임</w:t>
+      </w:r>
+      <w:proofErr w:type="spellEnd"/>
+    </w:p>
+    <w:p>
+      <w:pPr>
+        <w:pStyle w:val="a4"/>
+        <w:numPr>
+          <w:ilvl w:val="1"/>
+          <w:numId w:val="37"/>
+        </w:numPr>
+        <w:spacing w:after="0"/>
+        <w:ind w:leftChars="0"/>
+        <w:rPr>
+          <w:sz w:val="22"/>
+          <w:szCs w:val="24"/>
+        </w:rPr>
+      </w:pPr>
+      <w:r>
+        <w:rPr>
+          <w:rFonts w:hint="eastAsia"/>
+          <w:sz w:val="22"/>
+          <w:szCs w:val="24"/>
+        </w:rPr>
+        <w:t>SetGraphicsRootConstantBufferView(rootSig.paramIdx(</w:t>
+      </w:r>
+      <w:r>
+        <w:rPr>
+          <w:sz w:val="22"/>
+          <w:szCs w:val="24"/>
+        </w:rPr>
+        <w:t>“</w:t>
+      </w:r>
+      <w:r>
+        <w:rPr>
+          <w:rFonts w:hint="eastAsia"/>
+          <w:sz w:val="22"/>
+          <w:szCs w:val="24"/>
+        </w:rPr>
+        <w:t>PerDrawcallData</w:t>
+      </w:r>
+      <w:r>
+        <w:rPr>
+          <w:sz w:val="22"/>
+          <w:szCs w:val="24"/>
+        </w:rPr>
+        <w:t>”</w:t>
+      </w:r>
+      <w:r>
+        <w:rPr>
+          <w:rFonts w:hint="eastAsia"/>
+          <w:sz w:val="22"/>
+          <w:szCs w:val="24"/>
+        </w:rPr>
+        <w:t xml:space="preserve">), </w:t>
+      </w:r>
+      <w:proofErr w:type="spellStart"/>
+      <w:r>
+        <w:rPr>
+          <w:rFonts w:hint="eastAsia"/>
+          <w:sz w:val="22"/>
+          <w:szCs w:val="24"/>
+        </w:rPr>
+        <w:t>cbv</w:t>
+      </w:r>
+      <w:proofErr w:type="spellEnd"/>
+      <w:r>
+        <w:rPr>
+          <w:rFonts w:hint="eastAsia"/>
+          <w:sz w:val="22"/>
+          <w:szCs w:val="24"/>
+        </w:rPr>
+        <w:t>);</w:t>
+      </w:r>
+      <w:r>
+        <w:rPr>
+          <w:sz w:val="22"/>
+          <w:szCs w:val="24"/>
+        </w:rPr>
+        <w:br/>
+      </w:r>
+      <w:r>
+        <w:rPr>
+          <w:rFonts w:hint="eastAsia"/>
+          <w:sz w:val="22"/>
+          <w:szCs w:val="24"/>
+        </w:rPr>
+        <w:t xml:space="preserve">와 같이 코딩할 수 있으면 좋을 것이라 생각해 </w:t>
+      </w:r>
+      <w:proofErr w:type="spellStart"/>
+      <w:r>
+        <w:rPr>
+          <w:rFonts w:hint="eastAsia"/>
+          <w:sz w:val="22"/>
+          <w:szCs w:val="24"/>
+        </w:rPr>
+        <w:t>만듬</w:t>
+      </w:r>
+      <w:proofErr w:type="spellEnd"/>
+    </w:p>
+    <w:p>
+      <w:pPr>
         <w:widowControl/>
         <w:wordWrap/>
         <w:autoSpaceDE/>
         <w:autoSpaceDN/>
-      </w:pPr>
-      <w:r>
+        <w:rPr>
+          <w:rFonts w:hint="eastAsia"/>
+          <w:sz w:val="22"/>
+          <w:szCs w:val="24"/>
+        </w:rPr>
+      </w:pPr>
+      <w:r>
+        <w:rPr>
+          <w:sz w:val="22"/>
+          <w:szCs w:val="24"/>
+        </w:rPr>
         <w:br w:type="page"/>
       </w:r>
     </w:p>
     <w:p>
       <w:pPr>
+        <w:pStyle w:val="a4"/>
+        <w:numPr>
+          <w:ilvl w:val="0"/>
+          <w:numId w:val="37"/>
+        </w:numPr>
+        <w:spacing w:after="0"/>
+        <w:ind w:leftChars="0"/>
+        <w:rPr>
+          <w:sz w:val="22"/>
+          <w:szCs w:val="24"/>
+        </w:rPr>
+      </w:pPr>
+      <w:r>
+        <w:rPr>
+          <w:rFonts w:hint="eastAsia"/>
+          <w:sz w:val="22"/>
+          <w:szCs w:val="24"/>
+        </w:rPr>
+        <w:lastRenderedPageBreak/>
+        <w:t>Texture 구조체 작성</w:t>
+      </w:r>
+    </w:p>
+    <w:p>
+      <w:pPr>
+        <w:pStyle w:val="a4"/>
+        <w:numPr>
+          <w:ilvl w:val="1"/>
+          <w:numId w:val="37"/>
+        </w:numPr>
+        <w:spacing w:after="0"/>
+        <w:ind w:leftChars="0"/>
+        <w:rPr>
+          <w:sz w:val="22"/>
+          <w:szCs w:val="24"/>
+        </w:rPr>
+      </w:pPr>
+      <w:r>
+        <w:rPr>
+          <w:rFonts w:hint="eastAsia"/>
+          <w:sz w:val="22"/>
+          <w:szCs w:val="24"/>
+        </w:rPr>
+        <w:t>텍스처를 담는 d3d12 resource 객체와 bindless 환경에서 쓰일 인덱스들을 보관</w:t>
+      </w:r>
+    </w:p>
+    <w:p>
+      <w:pPr>
+        <w:pStyle w:val="a4"/>
+        <w:numPr>
+          <w:ilvl w:val="1"/>
+          <w:numId w:val="37"/>
+        </w:numPr>
+        <w:spacing w:after="0"/>
+        <w:ind w:leftChars="0"/>
+        <w:rPr>
+          <w:rFonts w:hint="eastAsia"/>
+          <w:sz w:val="22"/>
+          <w:szCs w:val="24"/>
+        </w:rPr>
+      </w:pPr>
+      <w:proofErr w:type="spellStart"/>
+      <w:r>
+        <w:rPr>
+          <w:rFonts w:hint="eastAsia"/>
+          <w:sz w:val="22"/>
+          <w:szCs w:val="24"/>
+        </w:rPr>
+        <w:t>DescriptorPool</w:t>
+      </w:r>
+      <w:proofErr w:type="spellEnd"/>
+      <w:r>
+        <w:rPr>
+          <w:rFonts w:hint="eastAsia"/>
+          <w:sz w:val="22"/>
+          <w:szCs w:val="24"/>
+        </w:rPr>
+        <w:t xml:space="preserve"> 객체에서 인덱스를 </w:t>
+      </w:r>
+      <w:proofErr w:type="spellStart"/>
+      <w:r>
+        <w:rPr>
+          <w:rFonts w:hint="eastAsia"/>
+          <w:sz w:val="22"/>
+          <w:szCs w:val="24"/>
+        </w:rPr>
+        <w:t>할당받아</w:t>
+      </w:r>
+      <w:proofErr w:type="spellEnd"/>
+      <w:r>
+        <w:rPr>
+          <w:rFonts w:hint="eastAsia"/>
+          <w:sz w:val="22"/>
+          <w:szCs w:val="24"/>
+        </w:rPr>
+        <w:t xml:space="preserve"> SRV, UAV 등을 만들어놓을 수 있는</w:t>
+      </w:r>
+      <w:r>
+        <w:rPr>
+          <w:sz w:val="22"/>
+          <w:szCs w:val="24"/>
+        </w:rPr>
+        <w:br/>
+      </w:r>
+      <w:proofErr w:type="spellStart"/>
+      <w:r>
+        <w:rPr>
+          <w:rFonts w:hint="eastAsia"/>
+          <w:sz w:val="22"/>
+          <w:szCs w:val="24"/>
+        </w:rPr>
+        <w:t>DescriptorPool</w:t>
+      </w:r>
+      <w:proofErr w:type="spellEnd"/>
+      <w:r>
+        <w:rPr>
+          <w:rFonts w:hint="eastAsia"/>
+          <w:sz w:val="22"/>
+          <w:szCs w:val="24"/>
+        </w:rPr>
+        <w:t>-Texture 상호작용 함수들 작성</w:t>
+      </w:r>
+    </w:p>
+    <w:p>
+      <w:pPr>
+        <w:pStyle w:val="a4"/>
+        <w:numPr>
+          <w:ilvl w:val="0"/>
+          <w:numId w:val="37"/>
+        </w:numPr>
+        <w:spacing w:after="0"/>
+        <w:ind w:leftChars="0"/>
+        <w:rPr>
+          <w:sz w:val="22"/>
+          <w:szCs w:val="24"/>
+        </w:rPr>
+      </w:pPr>
+      <w:r>
+        <w:rPr>
+          <w:rFonts w:hint="eastAsia"/>
+          <w:sz w:val="22"/>
+          <w:szCs w:val="24"/>
+        </w:rPr>
+        <w:t xml:space="preserve">샘플 </w:t>
+      </w:r>
+      <w:proofErr w:type="spellStart"/>
+      <w:r>
+        <w:rPr>
+          <w:rFonts w:hint="eastAsia"/>
+          <w:sz w:val="22"/>
+          <w:szCs w:val="24"/>
+        </w:rPr>
+        <w:t>셰이더</w:t>
+      </w:r>
+      <w:proofErr w:type="spellEnd"/>
+      <w:r>
+        <w:rPr>
+          <w:rFonts w:hint="eastAsia"/>
+          <w:sz w:val="22"/>
+          <w:szCs w:val="24"/>
+        </w:rPr>
+        <w:t xml:space="preserve"> 작성</w:t>
+      </w:r>
+      <w:r>
+        <w:rPr>
+          <w:rFonts w:hint="eastAsia"/>
+          <w:sz w:val="22"/>
+          <w:szCs w:val="24"/>
+        </w:rPr>
+        <w:t xml:space="preserve"> (Bindless Resource 기법 적용)</w:t>
+      </w:r>
+    </w:p>
+    <w:p>
+      <w:pPr>
+        <w:pStyle w:val="a4"/>
+        <w:numPr>
+          <w:ilvl w:val="1"/>
+          <w:numId w:val="37"/>
+        </w:numPr>
+        <w:spacing w:after="0"/>
+        <w:ind w:leftChars="0"/>
+        <w:rPr>
+          <w:sz w:val="22"/>
+          <w:szCs w:val="24"/>
+        </w:rPr>
+      </w:pPr>
+      <w:r>
+        <w:rPr>
+          <w:rFonts w:hint="eastAsia"/>
+          <w:sz w:val="22"/>
+          <w:szCs w:val="24"/>
+        </w:rPr>
+        <w:t xml:space="preserve">Bindless Resource 기법을 위해 텍스처를 인덱싱하여 샘플링 혹은 </w:t>
+      </w:r>
+      <w:proofErr w:type="spellStart"/>
+      <w:r>
+        <w:rPr>
+          <w:rFonts w:hint="eastAsia"/>
+          <w:sz w:val="22"/>
+          <w:szCs w:val="24"/>
+        </w:rPr>
+        <w:t>로드할</w:t>
+      </w:r>
+      <w:proofErr w:type="spellEnd"/>
+      <w:r>
+        <w:rPr>
+          <w:rFonts w:hint="eastAsia"/>
+          <w:sz w:val="22"/>
+          <w:szCs w:val="24"/>
+        </w:rPr>
+        <w:t xml:space="preserve"> 수 있는</w:t>
+      </w:r>
+      <w:r>
+        <w:rPr>
+          <w:sz w:val="22"/>
+          <w:szCs w:val="24"/>
+        </w:rPr>
+        <w:br/>
+      </w:r>
+      <w:r>
+        <w:rPr>
+          <w:rFonts w:hint="eastAsia"/>
+          <w:sz w:val="22"/>
+          <w:szCs w:val="24"/>
+        </w:rPr>
+        <w:t xml:space="preserve">함수들을 준비한 </w:t>
+      </w:r>
+      <w:proofErr w:type="spellStart"/>
+      <w:proofErr w:type="gramStart"/>
+      <w:r>
+        <w:rPr>
+          <w:rFonts w:hint="eastAsia"/>
+          <w:sz w:val="22"/>
+          <w:szCs w:val="24"/>
+        </w:rPr>
+        <w:t>bindless.hlsli</w:t>
+      </w:r>
+      <w:proofErr w:type="spellEnd"/>
+      <w:proofErr w:type="gramEnd"/>
+      <w:r>
+        <w:rPr>
+          <w:rFonts w:hint="eastAsia"/>
+          <w:sz w:val="22"/>
+          <w:szCs w:val="24"/>
+        </w:rPr>
+        <w:t xml:space="preserve"> 작성</w:t>
+      </w:r>
+    </w:p>
+    <w:p>
+      <w:pPr>
+        <w:pStyle w:val="a4"/>
+        <w:numPr>
+          <w:ilvl w:val="1"/>
+          <w:numId w:val="37"/>
+        </w:numPr>
+        <w:spacing w:after="0"/>
+        <w:ind w:leftChars="0"/>
+        <w:rPr>
+          <w:sz w:val="22"/>
+          <w:szCs w:val="24"/>
+        </w:rPr>
+      </w:pPr>
+      <w:r>
+        <w:rPr>
+          <w:rFonts w:hint="eastAsia"/>
+          <w:sz w:val="22"/>
+          <w:szCs w:val="24"/>
+        </w:rPr>
+        <w:t>간단한 큐브 메시 작성</w:t>
+      </w:r>
+    </w:p>
+    <w:p>
+      <w:pPr>
+        <w:pStyle w:val="a4"/>
+        <w:numPr>
+          <w:ilvl w:val="1"/>
+          <w:numId w:val="37"/>
+        </w:numPr>
+        <w:spacing w:after="0"/>
+        <w:ind w:leftChars="0"/>
+        <w:rPr>
+          <w:sz w:val="22"/>
+          <w:szCs w:val="24"/>
+        </w:rPr>
+      </w:pPr>
+      <w:r>
+        <w:rPr>
+          <w:rFonts w:hint="eastAsia"/>
+          <w:sz w:val="22"/>
+          <w:szCs w:val="24"/>
+        </w:rPr>
+        <w:t xml:space="preserve">텍스처링을 수행하는 </w:t>
+      </w:r>
+      <w:proofErr w:type="spellStart"/>
+      <w:r>
+        <w:rPr>
+          <w:rFonts w:hint="eastAsia"/>
+          <w:sz w:val="22"/>
+          <w:szCs w:val="24"/>
+        </w:rPr>
+        <w:t>셰이더</w:t>
+      </w:r>
+      <w:proofErr w:type="spellEnd"/>
+      <w:r>
+        <w:rPr>
+          <w:rFonts w:hint="eastAsia"/>
+          <w:sz w:val="22"/>
+          <w:szCs w:val="24"/>
+        </w:rPr>
+        <w:t xml:space="preserve"> </w:t>
+      </w:r>
+      <w:proofErr w:type="spellStart"/>
+      <w:proofErr w:type="gramStart"/>
+      <w:r>
+        <w:rPr>
+          <w:rFonts w:hint="eastAsia"/>
+          <w:sz w:val="22"/>
+          <w:szCs w:val="24"/>
+        </w:rPr>
+        <w:t>sample.hlsl</w:t>
+      </w:r>
+      <w:proofErr w:type="spellEnd"/>
+      <w:proofErr w:type="gramEnd"/>
+      <w:r>
+        <w:rPr>
+          <w:rFonts w:hint="eastAsia"/>
+          <w:sz w:val="22"/>
+          <w:szCs w:val="24"/>
+        </w:rPr>
+        <w:t xml:space="preserve"> </w:t>
+      </w:r>
+      <w:r>
+        <w:rPr>
+          <w:rFonts w:hint="eastAsia"/>
+          <w:sz w:val="22"/>
+          <w:szCs w:val="24"/>
+        </w:rPr>
+        <w:t xml:space="preserve">및 그에 대응되는 C++ </w:t>
+      </w:r>
+      <w:proofErr w:type="spellStart"/>
+      <w:r>
+        <w:rPr>
+          <w:rFonts w:hint="eastAsia"/>
+          <w:sz w:val="22"/>
+          <w:szCs w:val="24"/>
+        </w:rPr>
+        <w:t>셰이더</w:t>
+      </w:r>
+      <w:proofErr w:type="spellEnd"/>
+      <w:r>
+        <w:rPr>
+          <w:rFonts w:hint="eastAsia"/>
+          <w:sz w:val="22"/>
+          <w:szCs w:val="24"/>
+        </w:rPr>
+        <w:t xml:space="preserve"> 컴파일 함수 작성</w:t>
+      </w:r>
+    </w:p>
+    <w:p>
+      <w:pPr>
+        <w:pStyle w:val="a4"/>
+        <w:numPr>
+          <w:ilvl w:val="0"/>
+          <w:numId w:val="37"/>
+        </w:numPr>
+        <w:spacing w:after="0"/>
+        <w:ind w:leftChars="0"/>
+        <w:rPr>
+          <w:sz w:val="22"/>
+          <w:szCs w:val="24"/>
+        </w:rPr>
+      </w:pPr>
+      <w:proofErr w:type="spellStart"/>
+      <w:r>
+        <w:rPr>
+          <w:rFonts w:hint="eastAsia"/>
+          <w:sz w:val="22"/>
+          <w:szCs w:val="24"/>
+        </w:rPr>
+        <w:t>셰이더의</w:t>
+      </w:r>
+      <w:proofErr w:type="spellEnd"/>
+      <w:r>
+        <w:rPr>
+          <w:rFonts w:hint="eastAsia"/>
+          <w:sz w:val="22"/>
+          <w:szCs w:val="24"/>
+        </w:rPr>
+        <w:t xml:space="preserve"> </w:t>
+      </w:r>
+      <w:proofErr w:type="spellStart"/>
+      <w:r>
+        <w:rPr>
+          <w:rFonts w:hint="eastAsia"/>
+          <w:sz w:val="22"/>
+          <w:szCs w:val="24"/>
+        </w:rPr>
+        <w:t>StructuredBuffer</w:t>
+      </w:r>
+      <w:proofErr w:type="spellEnd"/>
+      <w:r>
+        <w:rPr>
+          <w:rFonts w:hint="eastAsia"/>
+          <w:sz w:val="22"/>
+          <w:szCs w:val="24"/>
+        </w:rPr>
+        <w:t xml:space="preserve">, </w:t>
+      </w:r>
+      <w:proofErr w:type="spellStart"/>
+      <w:r>
+        <w:rPr>
+          <w:rFonts w:hint="eastAsia"/>
+          <w:sz w:val="22"/>
+          <w:szCs w:val="24"/>
+        </w:rPr>
+        <w:t>ConstantBuffer</w:t>
+      </w:r>
+      <w:proofErr w:type="spellEnd"/>
+      <w:r>
+        <w:rPr>
+          <w:rFonts w:hint="eastAsia"/>
+          <w:sz w:val="22"/>
+          <w:szCs w:val="24"/>
+        </w:rPr>
+        <w:t>와 대응되는 C++ 클래스 작성</w:t>
+      </w:r>
+    </w:p>
+    <w:p>
+      <w:pPr>
+        <w:pStyle w:val="a4"/>
+        <w:numPr>
+          <w:ilvl w:val="1"/>
+          <w:numId w:val="37"/>
+        </w:numPr>
+        <w:spacing w:after="0"/>
+        <w:ind w:leftChars="0"/>
+        <w:rPr>
+          <w:sz w:val="22"/>
+          <w:szCs w:val="24"/>
+        </w:rPr>
+      </w:pPr>
+      <w:r>
+        <w:rPr>
+          <w:rFonts w:hint="eastAsia"/>
+          <w:sz w:val="22"/>
+          <w:szCs w:val="24"/>
+        </w:rPr>
+        <w:t>D3D12_GPU_VIRTUAL_ADDRESS 값을 통해 루트와 연결된다는 점에 주목,</w:t>
+      </w:r>
+      <w:r>
+        <w:rPr>
+          <w:sz w:val="22"/>
+          <w:szCs w:val="24"/>
+        </w:rPr>
+        <w:br/>
+      </w:r>
+      <w:r>
+        <w:rPr>
+          <w:rFonts w:hint="eastAsia"/>
+          <w:sz w:val="22"/>
+          <w:szCs w:val="24"/>
+        </w:rPr>
+        <w:t xml:space="preserve">하나의 큰 리소스를 </w:t>
+      </w:r>
+      <w:proofErr w:type="spellStart"/>
+      <w:r>
+        <w:rPr>
+          <w:rFonts w:hint="eastAsia"/>
+          <w:sz w:val="22"/>
+          <w:szCs w:val="24"/>
+        </w:rPr>
+        <w:t>할당받아</w:t>
+      </w:r>
+      <w:proofErr w:type="spellEnd"/>
+      <w:r>
+        <w:rPr>
+          <w:rFonts w:hint="eastAsia"/>
+          <w:sz w:val="22"/>
+          <w:szCs w:val="24"/>
+        </w:rPr>
+        <w:t xml:space="preserve"> 그 안에서 주소 영역만 나눠서 사용하는 것도</w:t>
+      </w:r>
+      <w:r>
+        <w:rPr>
+          <w:sz w:val="22"/>
+          <w:szCs w:val="24"/>
+        </w:rPr>
+        <w:br/>
+      </w:r>
+      <w:r>
+        <w:rPr>
+          <w:rFonts w:hint="eastAsia"/>
+          <w:sz w:val="22"/>
+          <w:szCs w:val="24"/>
+        </w:rPr>
+        <w:t>가능하도록 구현</w:t>
+      </w:r>
+    </w:p>
+    <w:p>
+      <w:pPr>
+        <w:pStyle w:val="a4"/>
+        <w:numPr>
+          <w:ilvl w:val="2"/>
+          <w:numId w:val="37"/>
+        </w:numPr>
+        <w:spacing w:after="0"/>
+        <w:ind w:leftChars="0"/>
+        <w:rPr>
+          <w:sz w:val="22"/>
+          <w:szCs w:val="24"/>
+        </w:rPr>
+      </w:pPr>
+      <w:proofErr w:type="spellStart"/>
+      <w:r>
+        <w:rPr>
+          <w:rFonts w:hint="eastAsia"/>
+          <w:sz w:val="22"/>
+          <w:szCs w:val="24"/>
+        </w:rPr>
+        <w:t>ConstantBufferArray</w:t>
+      </w:r>
+      <w:proofErr w:type="spellEnd"/>
+      <w:r>
+        <w:rPr>
+          <w:rFonts w:hint="eastAsia"/>
+          <w:sz w:val="22"/>
+          <w:szCs w:val="24"/>
+        </w:rPr>
+        <w:t xml:space="preserve"> 구조체와 </w:t>
+      </w:r>
+      <w:proofErr w:type="spellStart"/>
+      <w:r>
+        <w:rPr>
+          <w:rFonts w:hint="eastAsia"/>
+          <w:sz w:val="22"/>
+          <w:szCs w:val="24"/>
+        </w:rPr>
+        <w:t>createConstantBufferArray</w:t>
+      </w:r>
+      <w:proofErr w:type="spellEnd"/>
+      <w:r>
+        <w:rPr>
+          <w:rFonts w:hint="eastAsia"/>
+          <w:sz w:val="22"/>
+          <w:szCs w:val="24"/>
+        </w:rPr>
+        <w:t xml:space="preserve"> 함수가 이것을 이용하도록 설계됨, </w:t>
+      </w:r>
+      <w:proofErr w:type="spellStart"/>
+      <w:r>
+        <w:rPr>
+          <w:rFonts w:hint="eastAsia"/>
+          <w:sz w:val="22"/>
+          <w:szCs w:val="24"/>
+        </w:rPr>
+        <w:t>PerDrawcallData</w:t>
+      </w:r>
+      <w:proofErr w:type="spellEnd"/>
+      <w:r>
+        <w:rPr>
+          <w:rFonts w:hint="eastAsia"/>
+          <w:sz w:val="22"/>
+          <w:szCs w:val="24"/>
+        </w:rPr>
+        <w:t>를 위한 리소스 형태로 효과적</w:t>
+      </w:r>
+    </w:p>
+    <w:p>
+      <w:pPr>
+        <w:pStyle w:val="a4"/>
+        <w:numPr>
+          <w:ilvl w:val="1"/>
+          <w:numId w:val="37"/>
+        </w:numPr>
+        <w:spacing w:after="0"/>
+        <w:ind w:leftChars="0"/>
+        <w:rPr>
+          <w:sz w:val="22"/>
+          <w:szCs w:val="24"/>
+        </w:rPr>
+      </w:pPr>
+      <w:r>
+        <w:rPr>
+          <w:rFonts w:hint="eastAsia"/>
+          <w:sz w:val="22"/>
+          <w:szCs w:val="24"/>
+        </w:rPr>
+        <w:t>동일한 크기의 리소스를 여러 개 구비해놓도록 구현 (room이라 이름 지음)</w:t>
+      </w:r>
+    </w:p>
+    <w:p>
+      <w:pPr>
+        <w:pStyle w:val="a4"/>
+        <w:numPr>
+          <w:ilvl w:val="2"/>
+          <w:numId w:val="37"/>
+        </w:numPr>
+        <w:spacing w:after="0"/>
+        <w:ind w:leftChars="0"/>
+        <w:rPr>
+          <w:sz w:val="22"/>
+          <w:szCs w:val="24"/>
+        </w:rPr>
+      </w:pPr>
+      <w:proofErr w:type="spellStart"/>
+      <w:r>
+        <w:rPr>
+          <w:rFonts w:hint="eastAsia"/>
+          <w:sz w:val="22"/>
+          <w:szCs w:val="24"/>
+        </w:rPr>
+        <w:t>트리플</w:t>
+      </w:r>
+      <w:proofErr w:type="spellEnd"/>
+      <w:r>
+        <w:rPr>
+          <w:rFonts w:hint="eastAsia"/>
+          <w:sz w:val="22"/>
+          <w:szCs w:val="24"/>
+        </w:rPr>
+        <w:t xml:space="preserve"> </w:t>
+      </w:r>
+      <w:proofErr w:type="spellStart"/>
+      <w:r>
+        <w:rPr>
+          <w:rFonts w:hint="eastAsia"/>
+          <w:sz w:val="22"/>
+          <w:szCs w:val="24"/>
+        </w:rPr>
+        <w:t>버퍼링</w:t>
+      </w:r>
+      <w:proofErr w:type="spellEnd"/>
+      <w:r>
+        <w:rPr>
+          <w:rFonts w:hint="eastAsia"/>
+          <w:sz w:val="22"/>
+          <w:szCs w:val="24"/>
+        </w:rPr>
+        <w:t xml:space="preserve"> 등의 상황에서, 사용중인 버퍼를 업데이트하면 잘못된 결과가</w:t>
+      </w:r>
+      <w:r>
+        <w:rPr>
+          <w:sz w:val="22"/>
+          <w:szCs w:val="24"/>
+        </w:rPr>
+        <w:br/>
+      </w:r>
+      <w:r>
+        <w:rPr>
+          <w:rFonts w:hint="eastAsia"/>
+          <w:sz w:val="22"/>
+          <w:szCs w:val="24"/>
+        </w:rPr>
+        <w:t>출력되므로, room 개수를 3으로 설정해 각 프레임 버퍼마다 다른 리소스를</w:t>
+      </w:r>
+      <w:r>
+        <w:rPr>
+          <w:sz w:val="22"/>
+          <w:szCs w:val="24"/>
+        </w:rPr>
+        <w:br/>
+      </w:r>
+      <w:r>
+        <w:rPr>
+          <w:rFonts w:hint="eastAsia"/>
+          <w:sz w:val="22"/>
+          <w:szCs w:val="24"/>
+        </w:rPr>
+        <w:t>사용하도록 한다.</w:t>
+      </w:r>
+    </w:p>
+    <w:p>
+      <w:pPr>
+        <w:pStyle w:val="a4"/>
+        <w:numPr>
+          <w:ilvl w:val="0"/>
+          <w:numId w:val="37"/>
+        </w:numPr>
+        <w:spacing w:after="0"/>
+        <w:ind w:leftChars="0"/>
+        <w:rPr>
+          <w:sz w:val="22"/>
+          <w:szCs w:val="24"/>
+        </w:rPr>
+      </w:pPr>
+      <w:proofErr w:type="spellStart"/>
+      <w:r>
+        <w:rPr>
+          <w:rFonts w:hint="eastAsia"/>
+          <w:sz w:val="22"/>
+          <w:szCs w:val="24"/>
+        </w:rPr>
+        <w:t>트리플</w:t>
+      </w:r>
+      <w:proofErr w:type="spellEnd"/>
+      <w:r>
+        <w:rPr>
+          <w:rFonts w:hint="eastAsia"/>
+          <w:sz w:val="22"/>
+          <w:szCs w:val="24"/>
+        </w:rPr>
+        <w:t xml:space="preserve"> </w:t>
+      </w:r>
+      <w:proofErr w:type="spellStart"/>
+      <w:r>
+        <w:rPr>
+          <w:rFonts w:hint="eastAsia"/>
+          <w:sz w:val="22"/>
+          <w:szCs w:val="24"/>
+        </w:rPr>
+        <w:t>버퍼링</w:t>
+      </w:r>
+      <w:proofErr w:type="spellEnd"/>
+      <w:r>
+        <w:rPr>
+          <w:rFonts w:hint="eastAsia"/>
+          <w:sz w:val="22"/>
+          <w:szCs w:val="24"/>
+        </w:rPr>
+        <w:t xml:space="preserve"> 구현</w:t>
+      </w:r>
+    </w:p>
+    <w:p>
+      <w:pPr>
+        <w:pStyle w:val="a4"/>
+        <w:numPr>
+          <w:ilvl w:val="1"/>
+          <w:numId w:val="37"/>
+        </w:numPr>
+        <w:spacing w:after="0"/>
+        <w:ind w:leftChars="0"/>
+        <w:rPr>
+          <w:sz w:val="22"/>
+          <w:szCs w:val="24"/>
+        </w:rPr>
+      </w:pPr>
+      <w:proofErr w:type="spellStart"/>
+      <w:r>
+        <w:rPr>
+          <w:rFonts w:hint="eastAsia"/>
+          <w:sz w:val="22"/>
+          <w:szCs w:val="24"/>
+        </w:rPr>
+        <w:t>i</w:t>
+      </w:r>
+      <w:proofErr w:type="spellEnd"/>
+      <w:r>
+        <w:rPr>
+          <w:rFonts w:hint="eastAsia"/>
+          <w:sz w:val="22"/>
+          <w:szCs w:val="24"/>
+        </w:rPr>
+        <w:t xml:space="preserve">번째 프레임을 렌더링하고 i-2번째 프레임의 </w:t>
+      </w:r>
+      <w:proofErr w:type="spellStart"/>
+      <w:r>
+        <w:rPr>
+          <w:rFonts w:hint="eastAsia"/>
+          <w:sz w:val="22"/>
+          <w:szCs w:val="24"/>
+        </w:rPr>
+        <w:t>gpu</w:t>
+      </w:r>
+      <w:proofErr w:type="spellEnd"/>
+      <w:r>
+        <w:rPr>
+          <w:rFonts w:hint="eastAsia"/>
+          <w:sz w:val="22"/>
+          <w:szCs w:val="24"/>
+        </w:rPr>
+        <w:t xml:space="preserve"> 작업 완료를 기다린다.</w:t>
+      </w:r>
+    </w:p>
+    <w:p>
+      <w:pPr>
+        <w:pStyle w:val="a4"/>
+        <w:numPr>
+          <w:ilvl w:val="0"/>
+          <w:numId w:val="37"/>
+        </w:numPr>
+        <w:spacing w:after="0"/>
+        <w:ind w:leftChars="0"/>
+        <w:rPr>
+          <w:sz w:val="22"/>
+          <w:szCs w:val="24"/>
+        </w:rPr>
+      </w:pPr>
+      <w:r>
+        <w:rPr>
+          <w:rFonts w:hint="eastAsia"/>
+          <w:sz w:val="22"/>
+          <w:szCs w:val="24"/>
+        </w:rPr>
+        <w:t>카메라 구현</w:t>
+      </w:r>
+    </w:p>
+    <w:p>
+      <w:pPr>
+        <w:pStyle w:val="a4"/>
+        <w:numPr>
+          <w:ilvl w:val="1"/>
+          <w:numId w:val="37"/>
+        </w:numPr>
+        <w:spacing w:after="0"/>
+        <w:ind w:leftChars="0"/>
+        <w:rPr>
+          <w:rFonts w:hint="eastAsia"/>
+          <w:sz w:val="22"/>
+          <w:szCs w:val="24"/>
+        </w:rPr>
+      </w:pPr>
+      <w:r>
+        <w:rPr>
+          <w:rFonts w:hint="eastAsia"/>
+          <w:sz w:val="22"/>
+          <w:szCs w:val="24"/>
+        </w:rPr>
+        <w:t>특정 오브젝트에 부착해 오프셋을 유지하도록 구현</w:t>
+      </w:r>
+    </w:p>
+    <w:p>
+      <w:pPr>
+        <w:pStyle w:val="a4"/>
+        <w:numPr>
+          <w:ilvl w:val="0"/>
+          <w:numId w:val="37"/>
+        </w:numPr>
+        <w:spacing w:after="0"/>
+        <w:ind w:leftChars="0"/>
+        <w:rPr>
+          <w:rFonts w:hint="eastAsia"/>
+          <w:sz w:val="22"/>
+          <w:szCs w:val="24"/>
+        </w:rPr>
+      </w:pPr>
+      <w:r>
+        <w:rPr>
+          <w:rFonts w:hint="eastAsia"/>
+          <w:sz w:val="22"/>
+          <w:szCs w:val="24"/>
+        </w:rPr>
+        <w:t>파이프라인별 렌더링 구조 설계</w:t>
+      </w:r>
+    </w:p>
+    <w:p>
+      <w:pPr>
+        <w:pStyle w:val="a4"/>
+        <w:numPr>
+          <w:ilvl w:val="1"/>
+          <w:numId w:val="37"/>
+        </w:numPr>
+        <w:spacing w:after="0"/>
+        <w:ind w:leftChars="0"/>
+        <w:rPr>
+          <w:sz w:val="22"/>
+          <w:szCs w:val="24"/>
+        </w:rPr>
+      </w:pPr>
+      <w:r>
+        <w:rPr>
+          <w:rFonts w:hint="eastAsia"/>
+          <w:sz w:val="22"/>
+          <w:szCs w:val="24"/>
+        </w:rPr>
+        <w:t xml:space="preserve">파이프라인별 네임스페이스를 만들고 </w:t>
+      </w:r>
+      <w:proofErr w:type="spellStart"/>
+      <w:r>
+        <w:rPr>
+          <w:rFonts w:hint="eastAsia"/>
+          <w:sz w:val="22"/>
+          <w:szCs w:val="24"/>
+        </w:rPr>
+        <w:t>DrawEvent</w:t>
+      </w:r>
+      <w:proofErr w:type="spellEnd"/>
+      <w:r>
+        <w:rPr>
+          <w:rFonts w:hint="eastAsia"/>
+          <w:sz w:val="22"/>
+          <w:szCs w:val="24"/>
+        </w:rPr>
+        <w:t xml:space="preserve">, CameraData, </w:t>
+      </w:r>
+      <w:proofErr w:type="spellStart"/>
+      <w:r>
+        <w:rPr>
+          <w:rFonts w:hint="eastAsia"/>
+          <w:sz w:val="22"/>
+          <w:szCs w:val="24"/>
+        </w:rPr>
+        <w:t>LightData</w:t>
+      </w:r>
+      <w:proofErr w:type="spellEnd"/>
+      <w:r>
+        <w:rPr>
+          <w:rFonts w:hint="eastAsia"/>
+          <w:sz w:val="22"/>
+          <w:szCs w:val="24"/>
+        </w:rPr>
+        <w:t xml:space="preserve"> 등의 구조체를 안에 두어,</w:t>
+      </w:r>
+      <w:r>
+        <w:rPr>
+          <w:rFonts w:hint="eastAsia"/>
+          <w:sz w:val="22"/>
+          <w:szCs w:val="24"/>
+        </w:rPr>
+        <w:t xml:space="preserve"> 클라이언트의 렌더링이 GFX 객체에 해당 구조체 객체들을 등록하는 양상을</w:t>
+      </w:r>
+      <w:r>
+        <w:rPr>
+          <w:sz w:val="22"/>
+          <w:szCs w:val="24"/>
+        </w:rPr>
+        <w:br/>
+      </w:r>
+      <w:r>
+        <w:rPr>
+          <w:rFonts w:hint="eastAsia"/>
+          <w:sz w:val="22"/>
+          <w:szCs w:val="24"/>
+        </w:rPr>
+        <w:t>띠도록 구현, 다음은 예시이다.</w:t>
+      </w:r>
+    </w:p>
+    <w:p>
+      <w:pPr>
+        <w:pStyle w:val="a4"/>
+        <w:numPr>
+          <w:ilvl w:val="2"/>
+          <w:numId w:val="37"/>
+        </w:numPr>
+        <w:spacing w:after="0"/>
+        <w:ind w:leftChars="0"/>
+        <w:rPr>
+          <w:sz w:val="22"/>
+          <w:szCs w:val="24"/>
+        </w:rPr>
+      </w:pPr>
+      <w:proofErr w:type="spellStart"/>
+      <w:proofErr w:type="gramStart"/>
+      <w:r>
+        <w:rPr>
+          <w:rFonts w:hint="eastAsia"/>
+          <w:sz w:val="22"/>
+          <w:szCs w:val="24"/>
+        </w:rPr>
+        <w:t>object.render</w:t>
+      </w:r>
+      <w:proofErr w:type="spellEnd"/>
+      <w:proofErr w:type="gramEnd"/>
+      <w:r>
+        <w:rPr>
+          <w:rFonts w:hint="eastAsia"/>
+          <w:sz w:val="22"/>
+          <w:szCs w:val="24"/>
+        </w:rPr>
+        <w:t>(</w:t>
+      </w:r>
+      <w:proofErr w:type="spellStart"/>
+      <w:r>
+        <w:rPr>
+          <w:rFonts w:hint="eastAsia"/>
+          <w:sz w:val="22"/>
+          <w:szCs w:val="24"/>
+        </w:rPr>
+        <w:t>gfx</w:t>
+      </w:r>
+      <w:proofErr w:type="spellEnd"/>
+      <w:proofErr w:type="gramStart"/>
+      <w:r>
+        <w:rPr>
+          <w:rFonts w:hint="eastAsia"/>
+          <w:sz w:val="22"/>
+          <w:szCs w:val="24"/>
+        </w:rPr>
+        <w:t>);는</w:t>
+      </w:r>
+      <w:proofErr w:type="gramEnd"/>
+      <w:r>
+        <w:rPr>
+          <w:rFonts w:hint="eastAsia"/>
+          <w:sz w:val="22"/>
+          <w:szCs w:val="24"/>
+        </w:rPr>
+        <w:t xml:space="preserve"> </w:t>
+      </w:r>
+      <w:proofErr w:type="spellStart"/>
+      <w:proofErr w:type="gramStart"/>
+      <w:r>
+        <w:rPr>
+          <w:rFonts w:hint="eastAsia"/>
+          <w:sz w:val="22"/>
+          <w:szCs w:val="24"/>
+        </w:rPr>
+        <w:t>gfx.addDrawEvent</w:t>
+      </w:r>
+      <w:proofErr w:type="spellEnd"/>
+      <w:proofErr w:type="gramEnd"/>
+      <w:r>
+        <w:rPr>
+          <w:rFonts w:hint="eastAsia"/>
+          <w:sz w:val="22"/>
+          <w:szCs w:val="24"/>
+        </w:rPr>
+        <w:t>(</w:t>
+      </w:r>
+      <w:proofErr w:type="spellStart"/>
+      <w:proofErr w:type="gramStart"/>
+      <w:r>
+        <w:rPr>
+          <w:rFonts w:hint="eastAsia"/>
+          <w:sz w:val="22"/>
+          <w:szCs w:val="24"/>
+        </w:rPr>
+        <w:t>PBRPipeline</w:t>
+      </w:r>
+      <w:proofErr w:type="spellEnd"/>
+      <w:r>
+        <w:rPr>
+          <w:rFonts w:hint="eastAsia"/>
+          <w:sz w:val="22"/>
+          <w:szCs w:val="24"/>
+        </w:rPr>
+        <w:t>::</w:t>
+      </w:r>
+      <w:proofErr w:type="spellStart"/>
+      <w:proofErr w:type="gramEnd"/>
+      <w:r>
+        <w:rPr>
+          <w:rFonts w:hint="eastAsia"/>
+          <w:sz w:val="22"/>
+          <w:szCs w:val="24"/>
+        </w:rPr>
+        <w:t>DrawEvent</w:t>
+      </w:r>
+      <w:proofErr w:type="spellEnd"/>
+      <w:r>
+        <w:rPr>
+          <w:rFonts w:hint="eastAsia"/>
+          <w:sz w:val="22"/>
+          <w:szCs w:val="24"/>
+        </w:rPr>
+        <w:t>{</w:t>
+      </w:r>
+      <w:r>
+        <w:rPr>
+          <w:sz w:val="22"/>
+          <w:szCs w:val="24"/>
+        </w:rPr>
+        <w:t>…</w:t>
+      </w:r>
+      <w:r>
+        <w:rPr>
+          <w:rFonts w:hint="eastAsia"/>
+          <w:sz w:val="22"/>
+          <w:szCs w:val="24"/>
+        </w:rPr>
+        <w:t>}</w:t>
+      </w:r>
+      <w:proofErr w:type="gramStart"/>
+      <w:r>
+        <w:rPr>
+          <w:rFonts w:hint="eastAsia"/>
+          <w:sz w:val="22"/>
+          <w:szCs w:val="24"/>
+        </w:rPr>
+        <w:t>);</w:t>
+      </w:r>
+      <w:proofErr w:type="spellStart"/>
+      <w:r>
+        <w:rPr>
+          <w:rFonts w:hint="eastAsia"/>
+          <w:sz w:val="22"/>
+          <w:szCs w:val="24"/>
+        </w:rPr>
+        <w:t>를</w:t>
+      </w:r>
+      <w:proofErr w:type="spellEnd"/>
+      <w:proofErr w:type="gramEnd"/>
+      <w:r>
+        <w:rPr>
+          <w:rFonts w:hint="eastAsia"/>
+          <w:sz w:val="22"/>
+          <w:szCs w:val="24"/>
+        </w:rPr>
+        <w:t xml:space="preserve"> 호출한다.</w:t>
+      </w:r>
+    </w:p>
+    <w:p>
+      <w:pPr>
+        <w:pStyle w:val="a4"/>
+        <w:numPr>
+          <w:ilvl w:val="2"/>
+          <w:numId w:val="37"/>
+        </w:numPr>
+        <w:spacing w:after="0"/>
+        <w:ind w:leftChars="0"/>
+        <w:rPr>
+          <w:sz w:val="22"/>
+          <w:szCs w:val="24"/>
+        </w:rPr>
+      </w:pPr>
+      <w:proofErr w:type="spellStart"/>
+      <w:proofErr w:type="gramStart"/>
+      <w:r>
+        <w:rPr>
+          <w:rFonts w:hint="eastAsia"/>
+          <w:sz w:val="22"/>
+          <w:szCs w:val="24"/>
+        </w:rPr>
+        <w:t>camera.update</w:t>
+      </w:r>
+      <w:proofErr w:type="spellEnd"/>
+      <w:proofErr w:type="gramEnd"/>
+      <w:r>
+        <w:rPr>
+          <w:rFonts w:hint="eastAsia"/>
+          <w:sz w:val="22"/>
+          <w:szCs w:val="24"/>
+        </w:rPr>
+        <w:t>(</w:t>
+      </w:r>
+      <w:proofErr w:type="spellStart"/>
+      <w:r>
+        <w:rPr>
+          <w:rFonts w:hint="eastAsia"/>
+          <w:sz w:val="22"/>
+          <w:szCs w:val="24"/>
+        </w:rPr>
+        <w:t>gfx</w:t>
+      </w:r>
+      <w:proofErr w:type="spellEnd"/>
+      <w:proofErr w:type="gramStart"/>
+      <w:r>
+        <w:rPr>
+          <w:rFonts w:hint="eastAsia"/>
+          <w:sz w:val="22"/>
+          <w:szCs w:val="24"/>
+        </w:rPr>
+        <w:t>);는</w:t>
+      </w:r>
+      <w:proofErr w:type="gramEnd"/>
+      <w:r>
+        <w:rPr>
+          <w:rFonts w:hint="eastAsia"/>
+          <w:sz w:val="22"/>
+          <w:szCs w:val="24"/>
+        </w:rPr>
+        <w:t xml:space="preserve"> </w:t>
+      </w:r>
+      <w:proofErr w:type="spellStart"/>
+      <w:proofErr w:type="gramStart"/>
+      <w:r>
+        <w:rPr>
+          <w:rFonts w:hint="eastAsia"/>
+          <w:sz w:val="22"/>
+          <w:szCs w:val="24"/>
+        </w:rPr>
+        <w:t>gfx.addCameraData</w:t>
+      </w:r>
+      <w:proofErr w:type="spellEnd"/>
+      <w:proofErr w:type="gramEnd"/>
+      <w:r>
+        <w:rPr>
+          <w:rFonts w:hint="eastAsia"/>
+          <w:sz w:val="22"/>
+          <w:szCs w:val="24"/>
+        </w:rPr>
+        <w:t>(</w:t>
+      </w:r>
+      <w:proofErr w:type="spellStart"/>
+      <w:proofErr w:type="gramStart"/>
+      <w:r>
+        <w:rPr>
+          <w:rFonts w:hint="eastAsia"/>
+          <w:sz w:val="22"/>
+          <w:szCs w:val="24"/>
+        </w:rPr>
+        <w:t>PBRPipeline</w:t>
+      </w:r>
+      <w:proofErr w:type="spellEnd"/>
+      <w:r>
+        <w:rPr>
+          <w:rFonts w:hint="eastAsia"/>
+          <w:sz w:val="22"/>
+          <w:szCs w:val="24"/>
+        </w:rPr>
+        <w:t>::</w:t>
+      </w:r>
+      <w:proofErr w:type="gramEnd"/>
+      <w:r>
+        <w:rPr>
+          <w:rFonts w:hint="eastAsia"/>
+          <w:sz w:val="22"/>
+          <w:szCs w:val="24"/>
+        </w:rPr>
+        <w:t>CameraData{</w:t>
+      </w:r>
+      <w:r>
+        <w:rPr>
+          <w:sz w:val="22"/>
+          <w:szCs w:val="24"/>
+        </w:rPr>
+        <w:t>…</w:t>
+      </w:r>
+      <w:r>
+        <w:rPr>
+          <w:rFonts w:hint="eastAsia"/>
+          <w:sz w:val="22"/>
+          <w:szCs w:val="24"/>
+        </w:rPr>
+        <w:t>}</w:t>
+      </w:r>
+      <w:proofErr w:type="gramStart"/>
+      <w:r>
+        <w:rPr>
+          <w:rFonts w:hint="eastAsia"/>
+          <w:sz w:val="22"/>
+          <w:szCs w:val="24"/>
+        </w:rPr>
+        <w:t>);</w:t>
+      </w:r>
+      <w:proofErr w:type="spellStart"/>
+      <w:r>
+        <w:rPr>
+          <w:rFonts w:hint="eastAsia"/>
+          <w:sz w:val="22"/>
+          <w:szCs w:val="24"/>
+        </w:rPr>
+        <w:t>를</w:t>
+      </w:r>
+      <w:proofErr w:type="spellEnd"/>
+      <w:proofErr w:type="gramEnd"/>
+      <w:r>
+        <w:rPr>
+          <w:rFonts w:hint="eastAsia"/>
+          <w:sz w:val="22"/>
+          <w:szCs w:val="24"/>
+        </w:rPr>
+        <w:t xml:space="preserve"> 호출한다.</w:t>
+      </w:r>
+    </w:p>
+    <w:p>
+      <w:pPr>
+        <w:pStyle w:val="a4"/>
+        <w:numPr>
+          <w:ilvl w:val="2"/>
+          <w:numId w:val="37"/>
+        </w:numPr>
+        <w:spacing w:after="0"/>
+        <w:ind w:leftChars="0"/>
+        <w:rPr>
+          <w:sz w:val="22"/>
+          <w:szCs w:val="24"/>
+        </w:rPr>
+      </w:pPr>
+      <w:proofErr w:type="spellStart"/>
+      <w:proofErr w:type="gramStart"/>
+      <w:r>
+        <w:rPr>
+          <w:rFonts w:hint="eastAsia"/>
+          <w:sz w:val="22"/>
+          <w:szCs w:val="24"/>
+        </w:rPr>
+        <w:t>light.render</w:t>
+      </w:r>
+      <w:proofErr w:type="spellEnd"/>
+      <w:proofErr w:type="gramEnd"/>
+      <w:r>
+        <w:rPr>
+          <w:rFonts w:hint="eastAsia"/>
+          <w:sz w:val="22"/>
+          <w:szCs w:val="24"/>
+        </w:rPr>
+        <w:t>(</w:t>
+      </w:r>
+      <w:proofErr w:type="spellStart"/>
+      <w:r>
+        <w:rPr>
+          <w:rFonts w:hint="eastAsia"/>
+          <w:sz w:val="22"/>
+          <w:szCs w:val="24"/>
+        </w:rPr>
+        <w:t>gfx</w:t>
+      </w:r>
+      <w:proofErr w:type="spellEnd"/>
+      <w:proofErr w:type="gramStart"/>
+      <w:r>
+        <w:rPr>
+          <w:rFonts w:hint="eastAsia"/>
+          <w:sz w:val="22"/>
+          <w:szCs w:val="24"/>
+        </w:rPr>
+        <w:t>);는</w:t>
+      </w:r>
+      <w:proofErr w:type="gramEnd"/>
+      <w:r>
+        <w:rPr>
+          <w:rFonts w:hint="eastAsia"/>
+          <w:sz w:val="22"/>
+          <w:szCs w:val="24"/>
+        </w:rPr>
+        <w:t xml:space="preserve"> </w:t>
+      </w:r>
+      <w:proofErr w:type="spellStart"/>
+      <w:proofErr w:type="gramStart"/>
+      <w:r>
+        <w:rPr>
+          <w:rFonts w:hint="eastAsia"/>
+          <w:sz w:val="22"/>
+          <w:szCs w:val="24"/>
+        </w:rPr>
+        <w:t>gfx.addLightData</w:t>
+      </w:r>
+      <w:proofErr w:type="spellEnd"/>
+      <w:proofErr w:type="gramEnd"/>
+      <w:r>
+        <w:rPr>
+          <w:rFonts w:hint="eastAsia"/>
+          <w:sz w:val="22"/>
+          <w:szCs w:val="24"/>
+        </w:rPr>
+        <w:t>(</w:t>
+      </w:r>
+      <w:proofErr w:type="spellStart"/>
+      <w:proofErr w:type="gramStart"/>
+      <w:r>
+        <w:rPr>
+          <w:rFonts w:hint="eastAsia"/>
+          <w:sz w:val="22"/>
+          <w:szCs w:val="24"/>
+        </w:rPr>
+        <w:t>PBRPipeline</w:t>
+      </w:r>
+      <w:proofErr w:type="spellEnd"/>
+      <w:r>
+        <w:rPr>
+          <w:rFonts w:hint="eastAsia"/>
+          <w:sz w:val="22"/>
+          <w:szCs w:val="24"/>
+        </w:rPr>
+        <w:t>::</w:t>
+      </w:r>
+      <w:proofErr w:type="spellStart"/>
+      <w:proofErr w:type="gramEnd"/>
+      <w:r>
+        <w:rPr>
+          <w:rFonts w:hint="eastAsia"/>
+          <w:sz w:val="22"/>
+          <w:szCs w:val="24"/>
+        </w:rPr>
+        <w:t>LightData</w:t>
+      </w:r>
+      <w:proofErr w:type="spellEnd"/>
+      <w:r>
+        <w:rPr>
+          <w:rFonts w:hint="eastAsia"/>
+          <w:sz w:val="22"/>
+          <w:szCs w:val="24"/>
+        </w:rPr>
+        <w:t>{</w:t>
+      </w:r>
+      <w:r>
+        <w:rPr>
+          <w:sz w:val="22"/>
+          <w:szCs w:val="24"/>
+        </w:rPr>
+        <w:t>…</w:t>
+      </w:r>
+      <w:r>
+        <w:rPr>
+          <w:rFonts w:hint="eastAsia"/>
+          <w:sz w:val="22"/>
+          <w:szCs w:val="24"/>
+        </w:rPr>
+        <w:t>}</w:t>
+      </w:r>
+      <w:proofErr w:type="gramStart"/>
+      <w:r>
+        <w:rPr>
+          <w:rFonts w:hint="eastAsia"/>
+          <w:sz w:val="22"/>
+          <w:szCs w:val="24"/>
+        </w:rPr>
+        <w:t>);</w:t>
+      </w:r>
+      <w:proofErr w:type="spellStart"/>
+      <w:r>
+        <w:rPr>
+          <w:rFonts w:hint="eastAsia"/>
+          <w:sz w:val="22"/>
+          <w:szCs w:val="24"/>
+        </w:rPr>
+        <w:t>를</w:t>
+      </w:r>
+      <w:proofErr w:type="spellEnd"/>
+      <w:proofErr w:type="gramEnd"/>
+      <w:r>
+        <w:rPr>
+          <w:rFonts w:hint="eastAsia"/>
+          <w:sz w:val="22"/>
+          <w:szCs w:val="24"/>
+        </w:rPr>
+        <w:t xml:space="preserve"> 호출한다.</w:t>
+      </w:r>
+    </w:p>
+    <w:p>
+      <w:pPr>
+        <w:pStyle w:val="a4"/>
+        <w:numPr>
+          <w:ilvl w:val="1"/>
+          <w:numId w:val="37"/>
+        </w:numPr>
+        <w:spacing w:after="0"/>
+        <w:ind w:leftChars="0"/>
+        <w:rPr>
+          <w:sz w:val="22"/>
+          <w:szCs w:val="24"/>
+        </w:rPr>
+      </w:pPr>
+      <w:r>
+        <w:rPr>
+          <w:rFonts w:hint="eastAsia"/>
+          <w:sz w:val="22"/>
+          <w:szCs w:val="24"/>
+        </w:rPr>
+        <w:t xml:space="preserve">GFX 객체는 파이프라인별로 각 구조체들을 </w:t>
+      </w:r>
+      <w:proofErr w:type="gramStart"/>
+      <w:r>
+        <w:rPr>
+          <w:rFonts w:hint="eastAsia"/>
+          <w:sz w:val="22"/>
+          <w:szCs w:val="24"/>
+        </w:rPr>
+        <w:t>std::</w:t>
+      </w:r>
+      <w:proofErr w:type="gramEnd"/>
+      <w:r>
+        <w:rPr>
+          <w:rFonts w:hint="eastAsia"/>
+          <w:sz w:val="22"/>
+          <w:szCs w:val="24"/>
+        </w:rPr>
+        <w:t>vector로 저장한다.</w:t>
+      </w:r>
+    </w:p>
+    <w:p>
+      <w:pPr>
+        <w:pStyle w:val="a4"/>
+        <w:numPr>
+          <w:ilvl w:val="2"/>
+          <w:numId w:val="37"/>
+        </w:numPr>
+        <w:spacing w:after="0"/>
+        <w:ind w:leftChars="0"/>
+        <w:rPr>
+          <w:sz w:val="22"/>
+          <w:szCs w:val="24"/>
+        </w:rPr>
+      </w:pPr>
+      <w:proofErr w:type="gramStart"/>
+      <w:r>
+        <w:rPr>
+          <w:rFonts w:hint="eastAsia"/>
+          <w:sz w:val="22"/>
+          <w:szCs w:val="24"/>
+        </w:rPr>
+        <w:t>GFX::</w:t>
+      </w:r>
+      <w:proofErr w:type="gramEnd"/>
+      <w:r>
+        <w:rPr>
+          <w:rFonts w:hint="eastAsia"/>
+          <w:sz w:val="22"/>
+          <w:szCs w:val="24"/>
+        </w:rPr>
+        <w:t>render는 파이프라인을 하나씩 처리하며, 처리된 파이프라인에 등록된 객체들은 전부 flush된다.</w:t>
+      </w:r>
+    </w:p>
+    <w:p>
+      <w:pPr>
+        <w:pStyle w:val="a4"/>
+        <w:numPr>
+          <w:ilvl w:val="1"/>
+          <w:numId w:val="37"/>
+        </w:numPr>
+        <w:spacing w:after="0"/>
+        <w:ind w:leftChars="0"/>
+        <w:rPr>
+          <w:rFonts w:hint="eastAsia"/>
+          <w:sz w:val="22"/>
+          <w:szCs w:val="24"/>
+        </w:rPr>
+      </w:pPr>
+      <w:r>
+        <w:rPr>
+          <w:rFonts w:hint="eastAsia"/>
+          <w:sz w:val="22"/>
+          <w:szCs w:val="24"/>
+        </w:rPr>
+        <w:t xml:space="preserve">각 파이프라인마다 Dispatcher </w:t>
+      </w:r>
+      <w:proofErr w:type="gramStart"/>
+      <w:r>
+        <w:rPr>
+          <w:rFonts w:hint="eastAsia"/>
+          <w:sz w:val="22"/>
+          <w:szCs w:val="24"/>
+        </w:rPr>
+        <w:t>( ex</w:t>
+      </w:r>
+      <w:proofErr w:type="gramEnd"/>
+      <w:r>
+        <w:rPr>
+          <w:rFonts w:hint="eastAsia"/>
+          <w:sz w:val="22"/>
+          <w:szCs w:val="24"/>
+        </w:rPr>
+        <w:t xml:space="preserve">) </w:t>
+      </w:r>
+      <w:proofErr w:type="spellStart"/>
+      <w:proofErr w:type="gramStart"/>
+      <w:r>
+        <w:rPr>
+          <w:rFonts w:hint="eastAsia"/>
+          <w:sz w:val="22"/>
+          <w:szCs w:val="24"/>
+        </w:rPr>
+        <w:t>PBRPipeline</w:t>
+      </w:r>
+      <w:proofErr w:type="spellEnd"/>
+      <w:r>
+        <w:rPr>
+          <w:rFonts w:hint="eastAsia"/>
+          <w:sz w:val="22"/>
+          <w:szCs w:val="24"/>
+        </w:rPr>
+        <w:t>::Dispatcher )</w:t>
+      </w:r>
+      <w:proofErr w:type="gramEnd"/>
+      <w:r>
+        <w:rPr>
+          <w:rFonts w:hint="eastAsia"/>
+          <w:sz w:val="22"/>
+          <w:szCs w:val="24"/>
+        </w:rPr>
+        <w:t xml:space="preserve"> 클래스를 구현하고,</w:t>
+      </w:r>
+      <w:r>
+        <w:rPr>
+          <w:sz w:val="22"/>
+          <w:szCs w:val="24"/>
+        </w:rPr>
+        <w:br/>
+      </w:r>
+      <w:r>
+        <w:rPr>
+          <w:rFonts w:hint="eastAsia"/>
+          <w:sz w:val="22"/>
+          <w:szCs w:val="24"/>
+        </w:rPr>
+        <w:t xml:space="preserve">매 프레임 Dispatcher 객체 생성 후 </w:t>
+      </w:r>
+      <w:proofErr w:type="spellStart"/>
+      <w:r>
+        <w:rPr>
+          <w:rFonts w:hint="eastAsia"/>
+          <w:sz w:val="22"/>
+          <w:szCs w:val="24"/>
+        </w:rPr>
+        <w:t>DrawEvent</w:t>
+      </w:r>
+      <w:proofErr w:type="spellEnd"/>
+      <w:r>
+        <w:rPr>
+          <w:rFonts w:hint="eastAsia"/>
+          <w:sz w:val="22"/>
+          <w:szCs w:val="24"/>
+        </w:rPr>
+        <w:t>들을 포함한 다양한 데이터를 넘겨 처리</w:t>
+      </w:r>
+    </w:p>
+    <w:p>
+      <w:pPr>
+        <w:widowControl/>
+        <w:wordWrap/>
+        <w:autoSpaceDE/>
+        <w:autoSpaceDN/>
+      </w:pPr>
+      <w:r>
+        <w:br w:type="page"/>
+      </w:r>
+    </w:p>
+    <w:p>
+      <w:pPr>
         <w:rPr>
           <w:sz w:val="28"/>
           <w:szCs w:val="32"/>
@@ -734,6 +3032,413 @@
         </w:rPr>
         <w:lastRenderedPageBreak/>
         <w:t xml:space="preserve">이종진: </w:t>
+      </w:r>
+    </w:p>
+    <w:p>
+      <w:pPr>
+        <w:pStyle w:val="a4"/>
+        <w:numPr>
+          <w:ilvl w:val="0"/>
+          <w:numId w:val="38"/>
+        </w:numPr>
+        <w:ind w:leftChars="0"/>
+        <w:rPr>
+          <w:sz w:val="22"/>
+          <w:szCs w:val="24"/>
+        </w:rPr>
+      </w:pPr>
+      <w:r>
+        <w:rPr>
+          <w:rFonts w:hint="eastAsia"/>
+          <w:sz w:val="22"/>
+          <w:szCs w:val="24"/>
+        </w:rPr>
+        <w:t>기본 d3d12 장치 초기화 구현</w:t>
+      </w:r>
+    </w:p>
+    <w:p>
+      <w:pPr>
+        <w:pStyle w:val="a4"/>
+        <w:numPr>
+          <w:ilvl w:val="1"/>
+          <w:numId w:val="38"/>
+        </w:numPr>
+        <w:ind w:leftChars="0"/>
+        <w:rPr>
+          <w:sz w:val="22"/>
+          <w:szCs w:val="24"/>
+        </w:rPr>
+      </w:pPr>
+      <w:r>
+        <w:rPr>
+          <w:rFonts w:hint="eastAsia"/>
+          <w:sz w:val="22"/>
+          <w:szCs w:val="24"/>
+        </w:rPr>
+        <w:t>실행 시 사용할 어댑터(그래픽카드)를 고를 수 있도록 구현</w:t>
+      </w:r>
+    </w:p>
+    <w:p>
+      <w:pPr>
+        <w:pStyle w:val="a4"/>
+        <w:numPr>
+          <w:ilvl w:val="1"/>
+          <w:numId w:val="38"/>
+        </w:numPr>
+        <w:ind w:leftChars="0"/>
+        <w:rPr>
+          <w:sz w:val="22"/>
+          <w:szCs w:val="24"/>
+        </w:rPr>
+      </w:pPr>
+      <w:r>
+        <w:rPr>
+          <w:rFonts w:hint="eastAsia"/>
+          <w:sz w:val="22"/>
+          <w:szCs w:val="24"/>
+        </w:rPr>
+        <w:t xml:space="preserve">D3D12 Device, DXGI </w:t>
+      </w:r>
+      <w:proofErr w:type="spellStart"/>
+      <w:r>
+        <w:rPr>
+          <w:rFonts w:hint="eastAsia"/>
+          <w:sz w:val="22"/>
+          <w:szCs w:val="24"/>
+        </w:rPr>
+        <w:t>SwapChain</w:t>
+      </w:r>
+      <w:proofErr w:type="spellEnd"/>
+      <w:r>
+        <w:rPr>
+          <w:rFonts w:hint="eastAsia"/>
+          <w:sz w:val="22"/>
+          <w:szCs w:val="24"/>
+        </w:rPr>
+        <w:t>, D3D12 Command List &amp; Command Queue &amp; Command Allocator 등의 초기화</w:t>
+      </w:r>
+    </w:p>
+    <w:p>
+      <w:pPr>
+        <w:pStyle w:val="a4"/>
+        <w:numPr>
+          <w:ilvl w:val="0"/>
+          <w:numId w:val="38"/>
+        </w:numPr>
+        <w:ind w:leftChars="0"/>
+        <w:rPr>
+          <w:sz w:val="22"/>
+          <w:szCs w:val="24"/>
+        </w:rPr>
+      </w:pPr>
+      <w:r>
+        <w:rPr>
+          <w:rFonts w:hint="eastAsia"/>
+          <w:sz w:val="22"/>
+          <w:szCs w:val="24"/>
+        </w:rPr>
+        <w:t>d3d12 유틸리티 함수들 구현</w:t>
+      </w:r>
+    </w:p>
+    <w:p>
+      <w:pPr>
+        <w:pStyle w:val="a4"/>
+        <w:numPr>
+          <w:ilvl w:val="1"/>
+          <w:numId w:val="38"/>
+        </w:numPr>
+        <w:ind w:leftChars="0"/>
+        <w:rPr>
+          <w:sz w:val="22"/>
+          <w:szCs w:val="24"/>
+        </w:rPr>
+      </w:pPr>
+      <w:proofErr w:type="spellStart"/>
+      <w:r>
+        <w:rPr>
+          <w:rFonts w:hint="eastAsia"/>
+          <w:sz w:val="22"/>
+          <w:szCs w:val="24"/>
+        </w:rPr>
+        <w:t>createBufferResource</w:t>
+      </w:r>
+      <w:proofErr w:type="spellEnd"/>
+      <w:r>
+        <w:rPr>
+          <w:rFonts w:hint="eastAsia"/>
+          <w:sz w:val="22"/>
+          <w:szCs w:val="24"/>
+        </w:rPr>
+        <w:t xml:space="preserve">: </w:t>
+      </w:r>
+      <w:proofErr w:type="spellStart"/>
+      <w:r>
+        <w:rPr>
+          <w:rFonts w:hint="eastAsia"/>
+          <w:sz w:val="22"/>
+          <w:szCs w:val="24"/>
+        </w:rPr>
+        <w:t>BufferCreationType</w:t>
+      </w:r>
+      <w:proofErr w:type="spellEnd"/>
+      <w:r>
+        <w:rPr>
+          <w:rFonts w:hint="eastAsia"/>
+          <w:sz w:val="22"/>
+          <w:szCs w:val="24"/>
+        </w:rPr>
+        <w:t xml:space="preserve">(종류: </w:t>
+      </w:r>
+      <w:proofErr w:type="spellStart"/>
+      <w:r>
+        <w:rPr>
+          <w:rFonts w:hint="eastAsia"/>
+          <w:sz w:val="22"/>
+          <w:szCs w:val="24"/>
+        </w:rPr>
+        <w:t>VertexBuffer</w:t>
+      </w:r>
+      <w:proofErr w:type="spellEnd"/>
+      <w:r>
+        <w:rPr>
+          <w:rFonts w:hint="eastAsia"/>
+          <w:sz w:val="22"/>
+          <w:szCs w:val="24"/>
+        </w:rPr>
+        <w:t xml:space="preserve">, </w:t>
+      </w:r>
+      <w:proofErr w:type="spellStart"/>
+      <w:r>
+        <w:rPr>
+          <w:rFonts w:hint="eastAsia"/>
+          <w:sz w:val="22"/>
+          <w:szCs w:val="24"/>
+        </w:rPr>
+        <w:t>IndexBuffer</w:t>
+      </w:r>
+      <w:proofErr w:type="spellEnd"/>
+      <w:r>
+        <w:rPr>
+          <w:rFonts w:hint="eastAsia"/>
+          <w:sz w:val="22"/>
+          <w:szCs w:val="24"/>
+        </w:rPr>
+        <w:t xml:space="preserve">, </w:t>
+      </w:r>
+      <w:proofErr w:type="spellStart"/>
+      <w:r>
+        <w:rPr>
+          <w:rFonts w:hint="eastAsia"/>
+          <w:sz w:val="22"/>
+          <w:szCs w:val="24"/>
+        </w:rPr>
+        <w:t>UploadBuffer</w:t>
+      </w:r>
+      <w:proofErr w:type="spellEnd"/>
+      <w:r>
+        <w:rPr>
+          <w:rFonts w:hint="eastAsia"/>
+          <w:sz w:val="22"/>
+          <w:szCs w:val="24"/>
+        </w:rPr>
+        <w:t>)</w:t>
+      </w:r>
+      <w:proofErr w:type="spellStart"/>
+      <w:r>
+        <w:rPr>
+          <w:rFonts w:hint="eastAsia"/>
+          <w:sz w:val="22"/>
+          <w:szCs w:val="24"/>
+        </w:rPr>
+        <w:t>에</w:t>
+      </w:r>
+      <w:proofErr w:type="spellEnd"/>
+      <w:r>
+        <w:rPr>
+          <w:sz w:val="22"/>
+          <w:szCs w:val="24"/>
+        </w:rPr>
+        <w:br/>
+      </w:r>
+      <w:r>
+        <w:rPr>
+          <w:rFonts w:hint="eastAsia"/>
+          <w:sz w:val="22"/>
+          <w:szCs w:val="24"/>
+        </w:rPr>
+        <w:t>따라 적절한 플래그를 설정하여 버퍼를 생성해준다.</w:t>
+      </w:r>
+    </w:p>
+    <w:p>
+      <w:pPr>
+        <w:pStyle w:val="a4"/>
+        <w:numPr>
+          <w:ilvl w:val="1"/>
+          <w:numId w:val="38"/>
+        </w:numPr>
+        <w:ind w:leftChars="0"/>
+        <w:rPr>
+          <w:sz w:val="22"/>
+          <w:szCs w:val="24"/>
+        </w:rPr>
+      </w:pPr>
+      <w:proofErr w:type="spellStart"/>
+      <w:r>
+        <w:rPr>
+          <w:rFonts w:hint="eastAsia"/>
+          <w:sz w:val="22"/>
+          <w:szCs w:val="24"/>
+        </w:rPr>
+        <w:t>createDepthBuffer</w:t>
+      </w:r>
+      <w:proofErr w:type="spellEnd"/>
+    </w:p>
+    <w:p>
+      <w:pPr>
+        <w:pStyle w:val="a4"/>
+        <w:numPr>
+          <w:ilvl w:val="1"/>
+          <w:numId w:val="38"/>
+        </w:numPr>
+        <w:ind w:leftChars="0"/>
+        <w:rPr>
+          <w:sz w:val="22"/>
+          <w:szCs w:val="24"/>
+        </w:rPr>
+      </w:pPr>
+      <w:proofErr w:type="spellStart"/>
+      <w:r>
+        <w:rPr>
+          <w:rFonts w:hint="eastAsia"/>
+          <w:sz w:val="22"/>
+          <w:szCs w:val="24"/>
+        </w:rPr>
+        <w:t>transitionResourceState</w:t>
+      </w:r>
+      <w:proofErr w:type="spellEnd"/>
+      <w:r>
+        <w:rPr>
+          <w:rFonts w:hint="eastAsia"/>
+          <w:sz w:val="22"/>
+          <w:szCs w:val="24"/>
+        </w:rPr>
+        <w:t xml:space="preserve">: 대부분의 리소스 배리어는 transition </w:t>
+      </w:r>
+      <w:proofErr w:type="spellStart"/>
+      <w:r>
+        <w:rPr>
+          <w:rFonts w:hint="eastAsia"/>
+          <w:sz w:val="22"/>
+          <w:szCs w:val="24"/>
+        </w:rPr>
+        <w:t>배리어이므로</w:t>
+      </w:r>
+      <w:proofErr w:type="spellEnd"/>
+      <w:r>
+        <w:rPr>
+          <w:rFonts w:hint="eastAsia"/>
+          <w:sz w:val="22"/>
+          <w:szCs w:val="24"/>
+        </w:rPr>
+        <w:t>,</w:t>
+      </w:r>
+      <w:r>
+        <w:rPr>
+          <w:sz w:val="22"/>
+          <w:szCs w:val="24"/>
+        </w:rPr>
+        <w:br/>
+      </w:r>
+      <w:r>
+        <w:rPr>
+          <w:rFonts w:hint="eastAsia"/>
+          <w:sz w:val="22"/>
+          <w:szCs w:val="24"/>
+        </w:rPr>
+        <w:t xml:space="preserve">쓸데없이 길게 구조체를 작성해가며 리소스 </w:t>
+      </w:r>
+      <w:proofErr w:type="spellStart"/>
+      <w:r>
+        <w:rPr>
+          <w:rFonts w:hint="eastAsia"/>
+          <w:sz w:val="22"/>
+          <w:szCs w:val="24"/>
+        </w:rPr>
+        <w:t>배리어를</w:t>
+      </w:r>
+      <w:proofErr w:type="spellEnd"/>
+      <w:r>
+        <w:rPr>
+          <w:rFonts w:hint="eastAsia"/>
+          <w:sz w:val="22"/>
+          <w:szCs w:val="24"/>
+        </w:rPr>
+        <w:t xml:space="preserve"> 치지 않도록 타이핑을 절약해준다.</w:t>
+      </w:r>
+    </w:p>
+    <w:p>
+      <w:pPr>
+        <w:pStyle w:val="a4"/>
+        <w:numPr>
+          <w:ilvl w:val="1"/>
+          <w:numId w:val="38"/>
+        </w:numPr>
+        <w:ind w:leftChars="0"/>
+        <w:rPr>
+          <w:sz w:val="22"/>
+          <w:szCs w:val="24"/>
+        </w:rPr>
+      </w:pPr>
+      <w:proofErr w:type="spellStart"/>
+      <w:r>
+        <w:rPr>
+          <w:rFonts w:hint="eastAsia"/>
+          <w:sz w:val="22"/>
+          <w:szCs w:val="24"/>
+        </w:rPr>
+        <w:t>copyResource</w:t>
+      </w:r>
+      <w:proofErr w:type="spellEnd"/>
+      <w:r>
+        <w:rPr>
+          <w:rFonts w:hint="eastAsia"/>
+          <w:sz w:val="22"/>
+          <w:szCs w:val="24"/>
+        </w:rPr>
+        <w:t xml:space="preserve">: 리소스의 복사 전후로 리소스 transition </w:t>
+      </w:r>
+      <w:proofErr w:type="spellStart"/>
+      <w:r>
+        <w:rPr>
+          <w:rFonts w:hint="eastAsia"/>
+          <w:sz w:val="22"/>
+          <w:szCs w:val="24"/>
+        </w:rPr>
+        <w:t>배리어를</w:t>
+      </w:r>
+      <w:proofErr w:type="spellEnd"/>
+      <w:r>
+        <w:rPr>
+          <w:rFonts w:hint="eastAsia"/>
+          <w:sz w:val="22"/>
+          <w:szCs w:val="24"/>
+        </w:rPr>
+        <w:t xml:space="preserve"> 걸어주어야 하는데,</w:t>
+      </w:r>
+      <w:r>
+        <w:rPr>
+          <w:sz w:val="22"/>
+          <w:szCs w:val="24"/>
+        </w:rPr>
+        <w:br/>
+      </w:r>
+      <w:r>
+        <w:rPr>
+          <w:rFonts w:hint="eastAsia"/>
+          <w:sz w:val="22"/>
+          <w:szCs w:val="24"/>
+        </w:rPr>
+        <w:t>이 과정을 복사와 함께 수행하여 타이핑을 절약해준다.</w:t>
       </w:r>
     </w:p>
     <w:p>
@@ -866,7 +3571,6 @@
             <w:pPr>
               <w:jc w:val="center"/>
               <w:rPr>
-                <w:rFonts w:hint="eastAsia"/>
                 <w:b/>
                 <w:sz w:val="22"/>
               </w:rPr>
@@ -1033,6 +3737,7 @@
           <w:p>
             <w:pPr>
               <w:rPr>
+                <w:rFonts w:hint="eastAsia"/>
                 <w:b/>
                 <w:bCs/>
                 <w:szCs w:val="20"/>
@@ -1046,6 +3751,35 @@
                 <w:szCs w:val="20"/>
               </w:rPr>
               <w:t xml:space="preserve">장명운: </w:t>
+            </w:r>
+            <w:r>
+              <w:rPr>
+                <w:rFonts w:hint="eastAsia"/>
+                <w:b/>
+                <w:bCs/>
+                <w:szCs w:val="20"/>
+              </w:rPr>
+              <w:t xml:space="preserve">조명 구현, 조명을 포함한 </w:t>
+            </w:r>
+            <w:proofErr w:type="spellStart"/>
+            <w:r>
+              <w:rPr>
+                <w:rFonts w:hint="eastAsia"/>
+                <w:b/>
+                <w:bCs/>
+                <w:szCs w:val="20"/>
+              </w:rPr>
+              <w:t>셰이딩</w:t>
+            </w:r>
+            <w:proofErr w:type="spellEnd"/>
+            <w:r>
+              <w:rPr>
+                <w:rFonts w:hint="eastAsia"/>
+                <w:b/>
+                <w:bCs/>
+                <w:szCs w:val="20"/>
+              </w:rPr>
+              <w:t xml:space="preserve"> 구현</w:t>
             </w:r>
           </w:p>
           <w:p>
@@ -1074,6 +3808,26 @@
               </w:rPr>
               <w:t xml:space="preserve"> </w:t>
             </w:r>
+            <w:r>
+              <w:rPr>
+                <w:rFonts w:hint="eastAsia"/>
+                <w:b/>
+                <w:bCs/>
+                <w:szCs w:val="20"/>
+              </w:rPr>
+              <w:t xml:space="preserve">유니티로 모델 추출 및 추출된 모델 </w:t>
+            </w:r>
+            <w:proofErr w:type="spellStart"/>
+            <w:r>
+              <w:rPr>
+                <w:rFonts w:hint="eastAsia"/>
+                <w:b/>
+                <w:bCs/>
+                <w:szCs w:val="20"/>
+              </w:rPr>
+              <w:t>임포트</w:t>
+            </w:r>
+            <w:proofErr w:type="spellEnd"/>
           </w:p>
         </w:tc>
       </w:tr>
@@ -2252,6 +5006,92 @@
     </w:lvl>
   </w:abstractNum>
   <w:abstractNum w:abstractNumId="11" w15:restartNumberingAfterBreak="0">
+    <w:nsid w:val="24964390"/>
+    <w:multiLevelType w:val="hybridMultilevel"/>
+    <w:tmpl w:val="50FC4114"/>
+    <w:lvl w:ilvl="0" w:tplc="0409000F">
+      <w:start w:val="1"/>
+      <w:numFmt w:val="decimal"/>
+      <w:lvlText w:val="%1."/>
+      <w:lvlJc w:val="left"/>
+      <w:pPr>
+        <w:ind w:left="880" w:hanging="440"/>
+      </w:pPr>
+    </w:lvl>
+    <w:lvl w:ilvl="1" w:tplc="04090019">
+      <w:start w:val="1"/>
+      <w:numFmt w:val="upperLetter"/>
+      <w:lvlText w:val="%2."/>
+      <w:lvlJc w:val="left"/>
+      <w:pPr>
+        <w:ind w:left="1320" w:hanging="440"/>
+      </w:pPr>
+    </w:lvl>
+    <w:lvl w:ilvl="2" w:tplc="0409001B" w:tentative="1">
+      <w:start w:val="1"/>
+      <w:numFmt w:val="lowerRoman"/>
+      <w:lvlText w:val="%3."/>
+      <w:lvlJc w:val="right"/>
+      <w:pPr>
+        <w:ind w:left="1760" w:hanging="440"/>
+      </w:pPr>
+    </w:lvl>
+    <w:lvl w:ilvl="3" w:tplc="0409000F" w:tentative="1">
+      <w:start w:val="1"/>
+      <w:numFmt w:val="decimal"/>
+      <w:lvlText w:val="%4."/>
+      <w:lvlJc w:val="left"/>
+      <w:pPr>
+        <w:ind w:left="2200" w:hanging="440"/>
+      </w:pPr>
+    </w:lvl>
+    <w:lvl w:ilvl="4" w:tplc="04090019" w:tentative="1">
+      <w:start w:val="1"/>
+      <w:numFmt w:val="upperLetter"/>
+      <w:lvlText w:val="%5."/>
+      <w:lvlJc w:val="left"/>
+      <w:pPr>
+        <w:ind w:left="2640" w:hanging="440"/>
+      </w:pPr>
+    </w:lvl>
+    <w:lvl w:ilvl="5" w:tplc="0409001B" w:tentative="1">
+      <w:start w:val="1"/>
+      <w:numFmt w:val="lowerRoman"/>
+      <w:lvlText w:val="%6."/>
+      <w:lvlJc w:val="right"/>
+      <w:pPr>
+        <w:ind w:left="3080" w:hanging="440"/>
+      </w:pPr>
+    </w:lvl>
+    <w:lvl w:ilvl="6" w:tplc="0409000F" w:tentative="1">
+      <w:start w:val="1"/>
+      <w:numFmt w:val="decimal"/>
+      <w:lvlText w:val="%7."/>
+      <w:lvlJc w:val="left"/>
+      <w:pPr>
+        <w:ind w:left="3520" w:hanging="440"/>
+      </w:pPr>
+    </w:lvl>
+    <w:lvl w:ilvl="7" w:tplc="04090019" w:tentative="1">
+      <w:start w:val="1"/>
+      <w:numFmt w:val="upperLetter"/>
+      <w:lvlText w:val="%8."/>
+      <w:lvlJc w:val="left"/>
+      <w:pPr>
+        <w:ind w:left="3960" w:hanging="440"/>
+      </w:pPr>
+    </w:lvl>
+    <w:lvl w:ilvl="8" w:tplc="0409001B" w:tentative="1">
+      <w:start w:val="1"/>
+      <w:numFmt w:val="lowerRoman"/>
+      <w:lvlText w:val="%9."/>
+      <w:lvlJc w:val="right"/>
+      <w:pPr>
+        <w:ind w:left="4400" w:hanging="440"/>
+      </w:pPr>
+    </w:lvl>
+  </w:abstractNum>
+  <w:abstractNum w:abstractNumId="12" w15:restartNumberingAfterBreak="0">
     <w:nsid w:val="257F2B3F"/>
     <w:multiLevelType w:val="multilevel"/>
     <w:tmpl w:val="9D5A1B28"/>
@@ -2341,7 +5181,7 @@
       </w:pPr>
     </w:lvl>
   </w:abstractNum>
-  <w:abstractNum w:abstractNumId="12" w15:restartNumberingAfterBreak="0">
+  <w:abstractNum w:abstractNumId="13" w15:restartNumberingAfterBreak="0">
     <w:nsid w:val="283959AB"/>
     <w:multiLevelType w:val="multilevel"/>
     <w:tmpl w:val="04090023"/>
@@ -2427,7 +5267,93 @@
       </w:pPr>
     </w:lvl>
   </w:abstractNum>
-  <w:abstractNum w:abstractNumId="13" w15:restartNumberingAfterBreak="0">
+  <w:abstractNum w:abstractNumId="14" w15:restartNumberingAfterBreak="0">
+    <w:nsid w:val="288772EA"/>
+    <w:multiLevelType w:val="hybridMultilevel"/>
+    <w:tmpl w:val="B52866CA"/>
+    <w:lvl w:ilvl="0" w:tplc="0409000F">
+      <w:start w:val="1"/>
+      <w:numFmt w:val="decimal"/>
+      <w:lvlText w:val="%1."/>
+      <w:lvlJc w:val="left"/>
+      <w:pPr>
+        <w:ind w:left="880" w:hanging="440"/>
+      </w:pPr>
+    </w:lvl>
+    <w:lvl w:ilvl="1" w:tplc="04090019">
+      <w:start w:val="1"/>
+      <w:numFmt w:val="upperLetter"/>
+      <w:lvlText w:val="%2."/>
+      <w:lvlJc w:val="left"/>
+      <w:pPr>
+        <w:ind w:left="1320" w:hanging="440"/>
+      </w:pPr>
+    </w:lvl>
+    <w:lvl w:ilvl="2" w:tplc="0409001B">
+      <w:start w:val="1"/>
+      <w:numFmt w:val="lowerRoman"/>
+      <w:lvlText w:val="%3."/>
+      <w:lvlJc w:val="right"/>
+      <w:pPr>
+        <w:ind w:left="1760" w:hanging="440"/>
+      </w:pPr>
+    </w:lvl>
+    <w:lvl w:ilvl="3" w:tplc="0409000F" w:tentative="1">
+      <w:start w:val="1"/>
+      <w:numFmt w:val="decimal"/>
+      <w:lvlText w:val="%4."/>
+      <w:lvlJc w:val="left"/>
+      <w:pPr>
+        <w:ind w:left="2200" w:hanging="440"/>
+      </w:pPr>
+    </w:lvl>
+    <w:lvl w:ilvl="4" w:tplc="04090019" w:tentative="1">
+      <w:start w:val="1"/>
+      <w:numFmt w:val="upperLetter"/>
+      <w:lvlText w:val="%5."/>
+      <w:lvlJc w:val="left"/>
+      <w:pPr>
+        <w:ind w:left="2640" w:hanging="440"/>
+      </w:pPr>
+    </w:lvl>
+    <w:lvl w:ilvl="5" w:tplc="0409001B" w:tentative="1">
+      <w:start w:val="1"/>
+      <w:numFmt w:val="lowerRoman"/>
+      <w:lvlText w:val="%6."/>
+      <w:lvlJc w:val="right"/>
+      <w:pPr>
+        <w:ind w:left="3080" w:hanging="440"/>
+      </w:pPr>
+    </w:lvl>
+    <w:lvl w:ilvl="6" w:tplc="0409000F" w:tentative="1">
+      <w:start w:val="1"/>
+      <w:numFmt w:val="decimal"/>
+      <w:lvlText w:val="%7."/>
+      <w:lvlJc w:val="left"/>
+      <w:pPr>
+        <w:ind w:left="3520" w:hanging="440"/>
+      </w:pPr>
+    </w:lvl>
+    <w:lvl w:ilvl="7" w:tplc="04090019" w:tentative="1">
+      <w:start w:val="1"/>
+      <w:numFmt w:val="upperLetter"/>
+      <w:lvlText w:val="%8."/>
+      <w:lvlJc w:val="left"/>
+      <w:pPr>
+        <w:ind w:left="3960" w:hanging="440"/>
+      </w:pPr>
+    </w:lvl>
+    <w:lvl w:ilvl="8" w:tplc="0409001B" w:tentative="1">
+      <w:start w:val="1"/>
+      <w:numFmt w:val="lowerRoman"/>
+      <w:lvlText w:val="%9."/>
+      <w:lvlJc w:val="right"/>
+      <w:pPr>
+        <w:ind w:left="4400" w:hanging="440"/>
+      </w:pPr>
+    </w:lvl>
+  </w:abstractNum>
+  <w:abstractNum w:abstractNumId="15" w15:restartNumberingAfterBreak="0">
     <w:nsid w:val="2C76666E"/>
     <w:multiLevelType w:val="multilevel"/>
     <w:tmpl w:val="04090023"/>
@@ -2513,7 +5439,7 @@
       </w:pPr>
     </w:lvl>
   </w:abstractNum>
-  <w:abstractNum w:abstractNumId="14" w15:restartNumberingAfterBreak="0">
+  <w:abstractNum w:abstractNumId="16" w15:restartNumberingAfterBreak="0">
     <w:nsid w:val="2D025FB1"/>
     <w:multiLevelType w:val="hybridMultilevel"/>
     <w:tmpl w:val="F6DE437C"/>
@@ -2626,7 +5552,7 @@
       </w:rPr>
     </w:lvl>
   </w:abstractNum>
-  <w:abstractNum w:abstractNumId="15" w15:restartNumberingAfterBreak="0">
+  <w:abstractNum w:abstractNumId="17" w15:restartNumberingAfterBreak="0">
     <w:nsid w:val="2E117D14"/>
     <w:multiLevelType w:val="hybridMultilevel"/>
     <w:tmpl w:val="C372A3FE"/>
@@ -2715,7 +5641,7 @@
       </w:pPr>
     </w:lvl>
   </w:abstractNum>
-  <w:abstractNum w:abstractNumId="16" w15:restartNumberingAfterBreak="0">
+  <w:abstractNum w:abstractNumId="18" w15:restartNumberingAfterBreak="0">
     <w:nsid w:val="2F6275F5"/>
     <w:multiLevelType w:val="hybridMultilevel"/>
     <w:tmpl w:val="E2544C86"/>
@@ -2828,7 +5754,7 @@
       </w:rPr>
     </w:lvl>
   </w:abstractNum>
-  <w:abstractNum w:abstractNumId="17" w15:restartNumberingAfterBreak="0">
+  <w:abstractNum w:abstractNumId="19" w15:restartNumberingAfterBreak="0">
     <w:nsid w:val="34487C60"/>
     <w:multiLevelType w:val="multilevel"/>
     <w:tmpl w:val="04090023"/>
@@ -2914,7 +5840,7 @@
       </w:pPr>
     </w:lvl>
   </w:abstractNum>
-  <w:abstractNum w:abstractNumId="18" w15:restartNumberingAfterBreak="0">
+  <w:abstractNum w:abstractNumId="20" w15:restartNumberingAfterBreak="0">
     <w:nsid w:val="36977320"/>
     <w:multiLevelType w:val="multilevel"/>
     <w:tmpl w:val="748C8C86"/>
@@ -3008,7 +5934,7 @@
       </w:pPr>
     </w:lvl>
   </w:abstractNum>
-  <w:abstractNum w:abstractNumId="19" w15:restartNumberingAfterBreak="0">
+  <w:abstractNum w:abstractNumId="21" w15:restartNumberingAfterBreak="0">
     <w:nsid w:val="377E267A"/>
     <w:multiLevelType w:val="multilevel"/>
     <w:tmpl w:val="04090023"/>
@@ -3094,7 +6020,7 @@
       </w:pPr>
     </w:lvl>
   </w:abstractNum>
-  <w:abstractNum w:abstractNumId="20" w15:restartNumberingAfterBreak="0">
+  <w:abstractNum w:abstractNumId="22" w15:restartNumberingAfterBreak="0">
     <w:nsid w:val="39787763"/>
     <w:multiLevelType w:val="hybridMultilevel"/>
     <w:tmpl w:val="313C3232"/>
@@ -3183,7 +6109,7 @@
       </w:pPr>
     </w:lvl>
   </w:abstractNum>
-  <w:abstractNum w:abstractNumId="21" w15:restartNumberingAfterBreak="0">
+  <w:abstractNum w:abstractNumId="23" w15:restartNumberingAfterBreak="0">
     <w:nsid w:val="3A9A5537"/>
     <w:multiLevelType w:val="multilevel"/>
     <w:tmpl w:val="04090023"/>
@@ -3269,7 +6195,7 @@
       </w:pPr>
     </w:lvl>
   </w:abstractNum>
-  <w:abstractNum w:abstractNumId="22" w15:restartNumberingAfterBreak="0">
+  <w:abstractNum w:abstractNumId="24" w15:restartNumberingAfterBreak="0">
     <w:nsid w:val="3B7948B9"/>
     <w:multiLevelType w:val="multilevel"/>
     <w:tmpl w:val="04090023"/>
@@ -3355,7 +6281,7 @@
       </w:pPr>
     </w:lvl>
   </w:abstractNum>
-  <w:abstractNum w:abstractNumId="23" w15:restartNumberingAfterBreak="0">
+  <w:abstractNum w:abstractNumId="25" w15:restartNumberingAfterBreak="0">
     <w:nsid w:val="3DD60575"/>
     <w:multiLevelType w:val="hybridMultilevel"/>
     <w:tmpl w:val="8AD8FC70"/>
@@ -3468,7 +6394,7 @@
       </w:rPr>
     </w:lvl>
   </w:abstractNum>
-  <w:abstractNum w:abstractNumId="24" w15:restartNumberingAfterBreak="0">
+  <w:abstractNum w:abstractNumId="26" w15:restartNumberingAfterBreak="0">
     <w:nsid w:val="43E30E61"/>
     <w:multiLevelType w:val="multilevel"/>
     <w:tmpl w:val="9D5A1B28"/>
@@ -3558,7 +6484,7 @@
       </w:pPr>
     </w:lvl>
   </w:abstractNum>
-  <w:abstractNum w:abstractNumId="25" w15:restartNumberingAfterBreak="0">
+  <w:abstractNum w:abstractNumId="27" w15:restartNumberingAfterBreak="0">
     <w:nsid w:val="47250F15"/>
     <w:multiLevelType w:val="hybridMultilevel"/>
     <w:tmpl w:val="130CF338"/>
@@ -3671,7 +6597,7 @@
       </w:rPr>
     </w:lvl>
   </w:abstractNum>
-  <w:abstractNum w:abstractNumId="26" w15:restartNumberingAfterBreak="0">
+  <w:abstractNum w:abstractNumId="28" w15:restartNumberingAfterBreak="0">
     <w:nsid w:val="4C884BBF"/>
     <w:multiLevelType w:val="multilevel"/>
     <w:tmpl w:val="04090023"/>
@@ -3757,7 +6683,7 @@
       </w:pPr>
     </w:lvl>
   </w:abstractNum>
-  <w:abstractNum w:abstractNumId="27" w15:restartNumberingAfterBreak="0">
+  <w:abstractNum w:abstractNumId="29" w15:restartNumberingAfterBreak="0">
     <w:nsid w:val="5E2A385F"/>
     <w:multiLevelType w:val="multilevel"/>
     <w:tmpl w:val="D7E046C8"/>
@@ -3874,7 +6800,7 @@
       </w:rPr>
     </w:lvl>
   </w:abstractNum>
-  <w:abstractNum w:abstractNumId="28" w15:restartNumberingAfterBreak="0">
+  <w:abstractNum w:abstractNumId="30" w15:restartNumberingAfterBreak="0">
     <w:nsid w:val="67305DA1"/>
     <w:multiLevelType w:val="multilevel"/>
     <w:tmpl w:val="9D5A1B28"/>
@@ -3964,7 +6890,7 @@
       </w:pPr>
     </w:lvl>
   </w:abstractNum>
-  <w:abstractNum w:abstractNumId="29" w15:restartNumberingAfterBreak="0">
+  <w:abstractNum w:abstractNumId="31" w15:restartNumberingAfterBreak="0">
     <w:nsid w:val="690E06B5"/>
     <w:multiLevelType w:val="multilevel"/>
     <w:tmpl w:val="04090023"/>
@@ -4050,7 +6976,7 @@
       </w:pPr>
     </w:lvl>
   </w:abstractNum>
-  <w:abstractNum w:abstractNumId="30" w15:restartNumberingAfterBreak="0">
+  <w:abstractNum w:abstractNumId="32" w15:restartNumberingAfterBreak="0">
     <w:nsid w:val="6A951E36"/>
     <w:multiLevelType w:val="hybridMultilevel"/>
     <w:tmpl w:val="426CAB40"/>
@@ -4162,7 +7088,7 @@
       </w:rPr>
     </w:lvl>
   </w:abstractNum>
-  <w:abstractNum w:abstractNumId="31" w15:restartNumberingAfterBreak="0">
+  <w:abstractNum w:abstractNumId="33" w15:restartNumberingAfterBreak="0">
     <w:nsid w:val="6AA87005"/>
     <w:multiLevelType w:val="multilevel"/>
     <w:tmpl w:val="04090023"/>
@@ -4248,7 +7174,93 @@
       </w:pPr>
     </w:lvl>
   </w:abstractNum>
-  <w:abstractNum w:abstractNumId="32" w15:restartNumberingAfterBreak="0">
+  <w:abstractNum w:abstractNumId="34" w15:restartNumberingAfterBreak="0">
+    <w:nsid w:val="6F736FF6"/>
+    <w:multiLevelType w:val="hybridMultilevel"/>
+    <w:tmpl w:val="25EE6E46"/>
+    <w:lvl w:ilvl="0" w:tplc="0409000F">
+      <w:start w:val="1"/>
+      <w:numFmt w:val="decimal"/>
+      <w:lvlText w:val="%1."/>
+      <w:lvlJc w:val="left"/>
+      <w:pPr>
+        <w:ind w:left="880" w:hanging="440"/>
+      </w:pPr>
+    </w:lvl>
+    <w:lvl w:ilvl="1" w:tplc="04090019" w:tentative="1">
+      <w:start w:val="1"/>
+      <w:numFmt w:val="upperLetter"/>
+      <w:lvlText w:val="%2."/>
+      <w:lvlJc w:val="left"/>
+      <w:pPr>
+        <w:ind w:left="1320" w:hanging="440"/>
+      </w:pPr>
+    </w:lvl>
+    <w:lvl w:ilvl="2" w:tplc="0409001B" w:tentative="1">
+      <w:start w:val="1"/>
+      <w:numFmt w:val="lowerRoman"/>
+      <w:lvlText w:val="%3."/>
+      <w:lvlJc w:val="right"/>
+      <w:pPr>
+        <w:ind w:left="1760" w:hanging="440"/>
+      </w:pPr>
+    </w:lvl>
+    <w:lvl w:ilvl="3" w:tplc="0409000F" w:tentative="1">
+      <w:start w:val="1"/>
+      <w:numFmt w:val="decimal"/>
+      <w:lvlText w:val="%4."/>
+      <w:lvlJc w:val="left"/>
+      <w:pPr>
+        <w:ind w:left="2200" w:hanging="440"/>
+      </w:pPr>
+    </w:lvl>
+    <w:lvl w:ilvl="4" w:tplc="04090019" w:tentative="1">
+      <w:start w:val="1"/>
+      <w:numFmt w:val="upperLetter"/>
+      <w:lvlText w:val="%5."/>
+      <w:lvlJc w:val="left"/>
+      <w:pPr>
+        <w:ind w:left="2640" w:hanging="440"/>
+      </w:pPr>
+    </w:lvl>
+    <w:lvl w:ilvl="5" w:tplc="0409001B" w:tentative="1">
+      <w:start w:val="1"/>
+      <w:numFmt w:val="lowerRoman"/>
+      <w:lvlText w:val="%6."/>
+      <w:lvlJc w:val="right"/>
+      <w:pPr>
+        <w:ind w:left="3080" w:hanging="440"/>
+      </w:pPr>
+    </w:lvl>
+    <w:lvl w:ilvl="6" w:tplc="0409000F" w:tentative="1">
+      <w:start w:val="1"/>
+      <w:numFmt w:val="decimal"/>
+      <w:lvlText w:val="%7."/>
+      <w:lvlJc w:val="left"/>
+      <w:pPr>
+        <w:ind w:left="3520" w:hanging="440"/>
+      </w:pPr>
+    </w:lvl>
+    <w:lvl w:ilvl="7" w:tplc="04090019" w:tentative="1">
+      <w:start w:val="1"/>
+      <w:numFmt w:val="upperLetter"/>
+      <w:lvlText w:val="%8."/>
+      <w:lvlJc w:val="left"/>
+      <w:pPr>
+        <w:ind w:left="3960" w:hanging="440"/>
+      </w:pPr>
+    </w:lvl>
+    <w:lvl w:ilvl="8" w:tplc="0409001B" w:tentative="1">
+      <w:start w:val="1"/>
+      <w:numFmt w:val="lowerRoman"/>
+      <w:lvlText w:val="%9."/>
+      <w:lvlJc w:val="right"/>
+      <w:pPr>
+        <w:ind w:left="4400" w:hanging="440"/>
+      </w:pPr>
+    </w:lvl>
+  </w:abstractNum>
+  <w:abstractNum w:abstractNumId="35" w15:restartNumberingAfterBreak="0">
     <w:nsid w:val="74F35523"/>
     <w:multiLevelType w:val="multilevel"/>
     <w:tmpl w:val="D7E046C8"/>
@@ -4365,7 +7377,7 @@
       </w:rPr>
     </w:lvl>
   </w:abstractNum>
-  <w:abstractNum w:abstractNumId="33" w15:restartNumberingAfterBreak="0">
+  <w:abstractNum w:abstractNumId="36" w15:restartNumberingAfterBreak="0">
     <w:nsid w:val="7B566684"/>
     <w:multiLevelType w:val="multilevel"/>
     <w:tmpl w:val="04090023"/>
@@ -4451,7 +7463,7 @@
       </w:pPr>
     </w:lvl>
   </w:abstractNum>
-  <w:abstractNum w:abstractNumId="34" w15:restartNumberingAfterBreak="0">
+  <w:abstractNum w:abstractNumId="37" w15:restartNumberingAfterBreak="0">
     <w:nsid w:val="7E23611E"/>
     <w:multiLevelType w:val="multilevel"/>
     <w:tmpl w:val="04090023"/>
@@ -4541,7 +7553,7 @@
     <w:abstractNumId w:val="4"/>
   </w:num>
   <w:num w:numId="2" w16cid:durableId="1141192505">
-    <w:abstractNumId w:val="32"/>
+    <w:abstractNumId w:val="35"/>
   </w:num>
   <w:num w:numId="3" w16cid:durableId="772634501">
     <w:abstractNumId w:val="9"/>
@@ -4550,13 +7562,13 @@
     <w:abstractNumId w:val="2"/>
   </w:num>
   <w:num w:numId="5" w16cid:durableId="1309281856">
-    <w:abstractNumId w:val="16"/>
+    <w:abstractNumId w:val="18"/>
   </w:num>
   <w:num w:numId="6" w16cid:durableId="770930427">
-    <w:abstractNumId w:val="25"/>
+    <w:abstractNumId w:val="27"/>
   </w:num>
   <w:num w:numId="7" w16cid:durableId="445807587">
-    <w:abstractNumId w:val="15"/>
+    <w:abstractNumId w:val="17"/>
   </w:num>
   <w:num w:numId="8" w16cid:durableId="108087389">
     <w:abstractNumId w:val="1"/>
@@ -4565,10 +7577,10 @@
     <w:abstractNumId w:val="6"/>
   </w:num>
   <w:num w:numId="10" w16cid:durableId="1557279485">
-    <w:abstractNumId w:val="20"/>
+    <w:abstractNumId w:val="22"/>
   </w:num>
   <w:num w:numId="11" w16cid:durableId="200825046">
-    <w:abstractNumId w:val="30"/>
+    <w:abstractNumId w:val="32"/>
   </w:num>
   <w:num w:numId="12" w16cid:durableId="643317901">
     <w:abstractNumId w:val="8"/>
@@ -4580,55 +7592,55 @@
     <w:abstractNumId w:val="5"/>
   </w:num>
   <w:num w:numId="15" w16cid:durableId="428500509">
-    <w:abstractNumId w:val="21"/>
+    <w:abstractNumId w:val="23"/>
   </w:num>
   <w:num w:numId="16" w16cid:durableId="134419879">
-    <w:abstractNumId w:val="27"/>
+    <w:abstractNumId w:val="29"/>
   </w:num>
   <w:num w:numId="17" w16cid:durableId="734428951">
-    <w:abstractNumId w:val="26"/>
+    <w:abstractNumId w:val="28"/>
   </w:num>
   <w:num w:numId="18" w16cid:durableId="1431731015">
-    <w:abstractNumId w:val="13"/>
+    <w:abstractNumId w:val="15"/>
   </w:num>
   <w:num w:numId="19" w16cid:durableId="2051952480">
     <w:abstractNumId w:val="3"/>
   </w:num>
   <w:num w:numId="20" w16cid:durableId="1199468340">
+    <w:abstractNumId w:val="36"/>
+  </w:num>
+  <w:num w:numId="21" w16cid:durableId="752356191">
+    <w:abstractNumId w:val="31"/>
+  </w:num>
+  <w:num w:numId="22" w16cid:durableId="325089360">
     <w:abstractNumId w:val="33"/>
   </w:num>
-  <w:num w:numId="21" w16cid:durableId="752356191">
-    <w:abstractNumId w:val="29"/>
+  <w:num w:numId="23" w16cid:durableId="1872498349">
+    <w:abstractNumId w:val="21"/>
   </w:num>
-  <w:num w:numId="22" w16cid:durableId="325089360">
-    <w:abstractNumId w:val="31"/>
+  <w:num w:numId="24" w16cid:durableId="1807701048">
+    <w:abstractNumId w:val="20"/>
   </w:num>
-  <w:num w:numId="23" w16cid:durableId="1872498349">
+  <w:num w:numId="25" w16cid:durableId="201013989">
+    <w:abstractNumId w:val="13"/>
+  </w:num>
+  <w:num w:numId="26" w16cid:durableId="1807699234">
+    <w:abstractNumId w:val="25"/>
+  </w:num>
+  <w:num w:numId="27" w16cid:durableId="522788981">
+    <w:abstractNumId w:val="16"/>
+  </w:num>
+  <w:num w:numId="28" w16cid:durableId="2092853866">
+    <w:abstractNumId w:val="26"/>
+  </w:num>
+  <w:num w:numId="29" w16cid:durableId="190654697">
     <w:abstractNumId w:val="19"/>
   </w:num>
-  <w:num w:numId="24" w16cid:durableId="1807701048">
-    <w:abstractNumId w:val="18"/>
-  </w:num>
-  <w:num w:numId="25" w16cid:durableId="201013989">
-    <w:abstractNumId w:val="12"/>
-  </w:num>
-  <w:num w:numId="26" w16cid:durableId="1807699234">
-    <w:abstractNumId w:val="23"/>
-  </w:num>
-  <w:num w:numId="27" w16cid:durableId="522788981">
-    <w:abstractNumId w:val="14"/>
-  </w:num>
-  <w:num w:numId="28" w16cid:durableId="2092853866">
-    <w:abstractNumId w:val="24"/>
-  </w:num>
-  <w:num w:numId="29" w16cid:durableId="190654697">
-    <w:abstractNumId w:val="17"/>
-  </w:num>
   <w:num w:numId="30" w16cid:durableId="371000679">
-    <w:abstractNumId w:val="34"/>
+    <w:abstractNumId w:val="37"/>
   </w:num>
   <w:num w:numId="31" w16cid:durableId="2053459023">
-    <w:abstractNumId w:val="22"/>
+    <w:abstractNumId w:val="24"/>
   </w:num>
   <w:num w:numId="32" w16cid:durableId="1000430191">
     <w:abstractNumId w:val="10"/>
@@ -4637,9 +7649,18 @@
     <w:abstractNumId w:val="0"/>
   </w:num>
   <w:num w:numId="34" w16cid:durableId="1403480029">
-    <w:abstractNumId w:val="28"/>
+    <w:abstractNumId w:val="30"/>
   </w:num>
   <w:num w:numId="35" w16cid:durableId="1148548978">
+    <w:abstractNumId w:val="12"/>
+  </w:num>
+  <w:num w:numId="36" w16cid:durableId="2139909079">
+    <w:abstractNumId w:val="34"/>
+  </w:num>
+  <w:num w:numId="37" w16cid:durableId="1793816878">
+    <w:abstractNumId w:val="14"/>
+  </w:num>
+  <w:num w:numId="38" w16cid:durableId="885532628">
     <w:abstractNumId w:val="11"/>
   </w:num>
 </w:numbering>
